--- a/Лабораторные/Лабораторная работа 1.docx
+++ b/Лабораторные/Лабораторная работа 1.docx
@@ -497,25 +497,7 @@
           <w:szCs w:val="22"/>
         </w:rPr>
         <w:lastRenderedPageBreak/>
-        <w:t xml:space="preserve">структоры представляют специальные методы, которые называются так </w:t>
-      </w:r>
-      <w:proofErr w:type="gramStart"/>
-      <w:r>
-        <w:rPr>
-          <w:bCs/>
-          <w:sz w:val="22"/>
-          <w:szCs w:val="22"/>
-        </w:rPr>
-        <w:t>же</w:t>
-      </w:r>
-      <w:proofErr w:type="gramEnd"/>
-      <w:r>
-        <w:rPr>
-          <w:bCs/>
-          <w:sz w:val="22"/>
-          <w:szCs w:val="22"/>
-        </w:rPr>
-        <w:t xml:space="preserve"> как и класс, и которые вызываются при создании нового объекта класса и выполняют инициализацию объекта. </w:t>
+        <w:t xml:space="preserve">структоры представляют специальные методы, которые называются так же как и класс, и которые вызываются при создании нового объекта класса и выполняют инициализацию объекта. </w:t>
       </w:r>
     </w:p>
     <w:p>
@@ -589,7 +571,6 @@
         </w:rPr>
         <w:t xml:space="preserve"> </w:t>
       </w:r>
-      <w:proofErr w:type="gramStart"/>
       <w:r>
         <w:rPr>
           <w:rFonts w:ascii="Courier New" w:hAnsi="Courier New" w:cs="Courier New"/>
@@ -610,19 +591,7 @@
           <w:highlight w:val="white"/>
           <w:lang w:val="en-US"/>
         </w:rPr>
-        <w:t>(</w:t>
-      </w:r>
-      <w:proofErr w:type="gramEnd"/>
-      <w:r>
-        <w:rPr>
-          <w:rFonts w:ascii="Courier New" w:hAnsi="Courier New" w:cs="Courier New"/>
-          <w:color w:val="000000"/>
-          <w:sz w:val="18"/>
-          <w:szCs w:val="19"/>
-          <w:highlight w:val="white"/>
-          <w:lang w:val="en-US"/>
-        </w:rPr>
-        <w:t xml:space="preserve">);  </w:t>
+        <w:t xml:space="preserve">();  </w:t>
       </w:r>
       <w:r>
         <w:rPr>
@@ -893,7 +862,6 @@
         </w:rPr>
         <w:t xml:space="preserve"> </w:t>
       </w:r>
-      <w:proofErr w:type="gramStart"/>
       <w:r>
         <w:rPr>
           <w:rFonts w:ascii="Courier New" w:hAnsi="Courier New" w:cs="Courier New"/>
@@ -914,19 +882,7 @@
           <w:highlight w:val="white"/>
           <w:lang w:val="en-US"/>
         </w:rPr>
-        <w:t>(</w:t>
-      </w:r>
-      <w:proofErr w:type="gramEnd"/>
-      <w:r>
-        <w:rPr>
-          <w:rFonts w:ascii="Courier New" w:hAnsi="Courier New" w:cs="Courier New"/>
-          <w:color w:val="000000"/>
-          <w:sz w:val="18"/>
-          <w:szCs w:val="19"/>
-          <w:highlight w:val="white"/>
-          <w:lang w:val="en-US"/>
-        </w:rPr>
-        <w:t xml:space="preserve">);  </w:t>
+        <w:t xml:space="preserve">();  </w:t>
       </w:r>
       <w:r>
         <w:rPr>
@@ -1143,7 +1099,6 @@
         </w:rPr>
         <w:t xml:space="preserve"> </w:t>
       </w:r>
-      <w:proofErr w:type="gramStart"/>
       <w:r>
         <w:rPr>
           <w:rFonts w:ascii="Courier New" w:hAnsi="Courier New" w:cs="Courier New"/>
@@ -1162,18 +1117,7 @@
           <w:szCs w:val="19"/>
           <w:highlight w:val="white"/>
         </w:rPr>
-        <w:t>(</w:t>
-      </w:r>
-      <w:proofErr w:type="gramEnd"/>
-      <w:r>
-        <w:rPr>
-          <w:rFonts w:ascii="Courier New" w:hAnsi="Courier New" w:cs="Courier New"/>
-          <w:color w:val="000000"/>
-          <w:sz w:val="18"/>
-          <w:szCs w:val="19"/>
-          <w:highlight w:val="white"/>
-        </w:rPr>
-        <w:t xml:space="preserve">) </w:t>
+        <w:t xml:space="preserve">() </w:t>
       </w:r>
       <w:r>
         <w:rPr>
@@ -1329,25 +1273,7 @@
           <w:sz w:val="22"/>
           <w:szCs w:val="22"/>
         </w:rPr>
-        <w:t xml:space="preserve">В строке Person tom = new </w:t>
-      </w:r>
-      <w:proofErr w:type="gramStart"/>
-      <w:r>
-        <w:rPr>
-          <w:bCs/>
-          <w:sz w:val="22"/>
-          <w:szCs w:val="22"/>
-        </w:rPr>
-        <w:t>Person(</w:t>
-      </w:r>
-      <w:proofErr w:type="gramEnd"/>
-      <w:r>
-        <w:rPr>
-          <w:bCs/>
-          <w:sz w:val="22"/>
-          <w:szCs w:val="22"/>
-        </w:rPr>
-        <w:t>); Круглые скобки означают вызов конструктора.</w:t>
+        <w:t>В строке Person tom = new Person(); Круглые скобки означают вызов конструктора.</w:t>
       </w:r>
     </w:p>
     <w:p>
@@ -1642,7 +1568,6 @@
         </w:rPr>
         <w:t xml:space="preserve">    </w:t>
       </w:r>
-      <w:proofErr w:type="gramStart"/>
       <w:r>
         <w:rPr>
           <w:rFonts w:ascii="Courier New" w:hAnsi="Courier New" w:cs="Courier New"/>
@@ -1654,7 +1579,6 @@
         </w:rPr>
         <w:t>public</w:t>
       </w:r>
-      <w:proofErr w:type="gramEnd"/>
       <w:r>
         <w:rPr>
           <w:rFonts w:ascii="Courier New" w:hAnsi="Courier New" w:cs="Courier New"/>
@@ -1805,7 +1729,6 @@
         </w:rPr>
         <w:t xml:space="preserve">    </w:t>
       </w:r>
-      <w:proofErr w:type="gramStart"/>
       <w:r>
         <w:rPr>
           <w:rFonts w:ascii="Courier New" w:hAnsi="Courier New" w:cs="Courier New"/>
@@ -1817,7 +1740,6 @@
         </w:rPr>
         <w:t>public</w:t>
       </w:r>
-      <w:proofErr w:type="gramEnd"/>
       <w:r>
         <w:rPr>
           <w:rFonts w:ascii="Courier New" w:hAnsi="Courier New" w:cs="Courier New"/>
@@ -1902,7 +1824,6 @@
         </w:rPr>
         <w:t xml:space="preserve">    </w:t>
       </w:r>
-      <w:proofErr w:type="gramStart"/>
       <w:r>
         <w:rPr>
           <w:rFonts w:ascii="Courier New" w:hAnsi="Courier New" w:cs="Courier New"/>
@@ -1914,7 +1835,6 @@
         </w:rPr>
         <w:t>public</w:t>
       </w:r>
-      <w:proofErr w:type="gramEnd"/>
       <w:r>
         <w:rPr>
           <w:rFonts w:ascii="Courier New" w:hAnsi="Courier New" w:cs="Courier New"/>
@@ -2008,7 +1928,6 @@
         </w:rPr>
         <w:t xml:space="preserve">        </w:t>
       </w:r>
-      <w:proofErr w:type="gramStart"/>
       <w:r>
         <w:rPr>
           <w:rFonts w:ascii="Courier New" w:hAnsi="Courier New" w:cs="Courier New"/>
@@ -2031,7 +1950,6 @@
         </w:rPr>
         <w:t>.WriteLine(</w:t>
       </w:r>
-      <w:proofErr w:type="gramEnd"/>
       <w:r>
         <w:rPr>
           <w:rFonts w:ascii="Courier New" w:hAnsi="Courier New" w:cs="Courier New"/>
@@ -2419,7 +2337,6 @@
         </w:rPr>
         <w:t xml:space="preserve"> </w:t>
       </w:r>
-      <w:proofErr w:type="gramStart"/>
       <w:r>
         <w:rPr>
           <w:rFonts w:ascii="Courier New" w:hAnsi="Courier New" w:cs="Courier New"/>
@@ -2440,19 +2357,7 @@
           <w:highlight w:val="white"/>
           <w:lang w:val="en-US"/>
         </w:rPr>
-        <w:t>(</w:t>
-      </w:r>
-      <w:proofErr w:type="gramEnd"/>
-      <w:r>
-        <w:rPr>
-          <w:rFonts w:ascii="Courier New" w:hAnsi="Courier New" w:cs="Courier New"/>
-          <w:color w:val="000000"/>
-          <w:sz w:val="18"/>
-          <w:szCs w:val="19"/>
-          <w:highlight w:val="white"/>
-          <w:lang w:val="en-US"/>
-        </w:rPr>
-        <w:t xml:space="preserve">);  </w:t>
+        <w:t xml:space="preserve">();  </w:t>
       </w:r>
       <w:r>
         <w:rPr>
@@ -2633,7 +2538,6 @@
           <w:lang w:val="en-US"/>
         </w:rPr>
       </w:pPr>
-      <w:proofErr w:type="gramStart"/>
       <w:r>
         <w:rPr>
           <w:rFonts w:ascii="Courier New" w:hAnsi="Courier New" w:cs="Courier New"/>
@@ -2656,7 +2560,6 @@
         </w:rPr>
         <w:t>.WriteLine(</w:t>
       </w:r>
-      <w:proofErr w:type="gramEnd"/>
       <w:r>
         <w:rPr>
           <w:rFonts w:ascii="Courier New" w:hAnsi="Courier New" w:cs="Courier New"/>
@@ -2790,29 +2693,7 @@
           <w:szCs w:val="19"/>
           <w:highlight w:val="white"/>
         </w:rPr>
-        <w:t xml:space="preserve">// Имя: </w:t>
-      </w:r>
-      <w:proofErr w:type="gramStart"/>
-      <w:r>
-        <w:rPr>
-          <w:rFonts w:ascii="Courier New" w:hAnsi="Courier New" w:cs="Courier New"/>
-          <w:color w:val="008000"/>
-          <w:sz w:val="18"/>
-          <w:szCs w:val="19"/>
-          <w:highlight w:val="white"/>
-        </w:rPr>
-        <w:t>Undefined  Возраст</w:t>
-      </w:r>
-      <w:proofErr w:type="gramEnd"/>
-      <w:r>
-        <w:rPr>
-          <w:rFonts w:ascii="Courier New" w:hAnsi="Courier New" w:cs="Courier New"/>
-          <w:color w:val="008000"/>
-          <w:sz w:val="18"/>
-          <w:szCs w:val="19"/>
-          <w:highlight w:val="white"/>
-        </w:rPr>
-        <w:t>: 0</w:t>
+        <w:t>// Имя: Undefined  Возраст: 0</w:t>
       </w:r>
     </w:p>
     <w:p>
@@ -2946,29 +2827,7 @@
           <w:szCs w:val="19"/>
           <w:highlight w:val="white"/>
         </w:rPr>
-        <w:t>tom.Print(</w:t>
-      </w:r>
-      <w:proofErr w:type="gramStart"/>
-      <w:r>
-        <w:rPr>
-          <w:rFonts w:ascii="Courier New" w:hAnsi="Courier New" w:cs="Courier New"/>
-          <w:color w:val="000000"/>
-          <w:sz w:val="18"/>
-          <w:szCs w:val="19"/>
-          <w:highlight w:val="white"/>
-        </w:rPr>
-        <w:t xml:space="preserve">);   </w:t>
-      </w:r>
-      <w:proofErr w:type="gramEnd"/>
-      <w:r>
-        <w:rPr>
-          <w:rFonts w:ascii="Courier New" w:hAnsi="Courier New" w:cs="Courier New"/>
-          <w:color w:val="000000"/>
-          <w:sz w:val="18"/>
-          <w:szCs w:val="19"/>
-          <w:highlight w:val="white"/>
-        </w:rPr>
-        <w:t xml:space="preserve"> </w:t>
+        <w:t xml:space="preserve">tom.Print();    </w:t>
       </w:r>
       <w:r>
         <w:rPr>
@@ -3260,7 +3119,6 @@
         </w:rPr>
         <w:t xml:space="preserve">    </w:t>
       </w:r>
-      <w:proofErr w:type="gramStart"/>
       <w:r>
         <w:rPr>
           <w:rFonts w:ascii="Courier New" w:hAnsi="Courier New" w:cs="Courier New"/>
@@ -3272,7 +3130,6 @@
         </w:rPr>
         <w:t>public</w:t>
       </w:r>
-      <w:proofErr w:type="gramEnd"/>
       <w:r>
         <w:rPr>
           <w:rFonts w:ascii="Courier New" w:hAnsi="Courier New" w:cs="Courier New"/>
@@ -3465,7 +3322,6 @@
         </w:rPr>
         <w:t xml:space="preserve">    </w:t>
       </w:r>
-      <w:proofErr w:type="gramStart"/>
       <w:r>
         <w:rPr>
           <w:rFonts w:ascii="Courier New" w:hAnsi="Courier New" w:cs="Courier New"/>
@@ -3477,7 +3333,6 @@
         </w:rPr>
         <w:t>public</w:t>
       </w:r>
-      <w:proofErr w:type="gramEnd"/>
       <w:r>
         <w:rPr>
           <w:rFonts w:ascii="Courier New" w:hAnsi="Courier New" w:cs="Courier New"/>
@@ -3650,7 +3505,6 @@
         </w:rPr>
         <w:t xml:space="preserve">    </w:t>
       </w:r>
-      <w:proofErr w:type="gramStart"/>
       <w:r>
         <w:rPr>
           <w:rFonts w:ascii="Courier New" w:hAnsi="Courier New" w:cs="Courier New"/>
@@ -3662,7 +3516,6 @@
         </w:rPr>
         <w:t>public</w:t>
       </w:r>
-      <w:proofErr w:type="gramEnd"/>
       <w:r>
         <w:rPr>
           <w:rFonts w:ascii="Courier New" w:hAnsi="Courier New" w:cs="Courier New"/>
@@ -3856,7 +3709,6 @@
         </w:rPr>
         <w:t xml:space="preserve">    </w:t>
       </w:r>
-      <w:proofErr w:type="gramStart"/>
       <w:r>
         <w:rPr>
           <w:rFonts w:ascii="Courier New" w:hAnsi="Courier New" w:cs="Courier New"/>
@@ -3868,7 +3720,6 @@
         </w:rPr>
         <w:t>public</w:t>
       </w:r>
-      <w:proofErr w:type="gramEnd"/>
       <w:r>
         <w:rPr>
           <w:rFonts w:ascii="Courier New" w:hAnsi="Courier New" w:cs="Courier New"/>
@@ -3931,7 +3782,6 @@
         </w:rPr>
         <w:t xml:space="preserve">             </w:t>
       </w:r>
-      <w:proofErr w:type="gramStart"/>
       <w:r>
         <w:rPr>
           <w:rFonts w:ascii="Courier New" w:hAnsi="Courier New" w:cs="Courier New"/>
@@ -3954,7 +3804,6 @@
         </w:rPr>
         <w:t>.WriteLine(</w:t>
       </w:r>
-      <w:proofErr w:type="gramEnd"/>
       <w:r>
         <w:rPr>
           <w:rFonts w:ascii="Courier New" w:hAnsi="Courier New" w:cs="Courier New"/>
@@ -4423,7 +4272,6 @@
         </w:rPr>
         <w:t xml:space="preserve">    </w:t>
       </w:r>
-      <w:proofErr w:type="gramStart"/>
       <w:r>
         <w:rPr>
           <w:rFonts w:ascii="Courier New" w:hAnsi="Courier New" w:cs="Courier New"/>
@@ -4435,7 +4283,6 @@
         </w:rPr>
         <w:t>public</w:t>
       </w:r>
-      <w:proofErr w:type="gramEnd"/>
       <w:r>
         <w:rPr>
           <w:rFonts w:ascii="Courier New" w:hAnsi="Courier New" w:cs="Courier New"/>
@@ -4621,7 +4468,6 @@
         </w:rPr>
         <w:t xml:space="preserve">    </w:t>
       </w:r>
-      <w:proofErr w:type="gramStart"/>
       <w:r>
         <w:rPr>
           <w:rFonts w:ascii="Courier New" w:hAnsi="Courier New" w:cs="Courier New"/>
@@ -4633,7 +4479,6 @@
         </w:rPr>
         <w:t>public</w:t>
       </w:r>
-      <w:proofErr w:type="gramEnd"/>
       <w:r>
         <w:rPr>
           <w:rFonts w:ascii="Courier New" w:hAnsi="Courier New" w:cs="Courier New"/>
@@ -4798,7 +4643,6 @@
         </w:rPr>
         <w:t xml:space="preserve">    </w:t>
       </w:r>
-      <w:proofErr w:type="gramStart"/>
       <w:r>
         <w:rPr>
           <w:rFonts w:ascii="Courier New" w:hAnsi="Courier New" w:cs="Courier New"/>
@@ -4810,7 +4654,6 @@
         </w:rPr>
         <w:t>public</w:t>
       </w:r>
-      <w:proofErr w:type="gramEnd"/>
       <w:r>
         <w:rPr>
           <w:rFonts w:ascii="Courier New" w:hAnsi="Courier New" w:cs="Courier New"/>
@@ -5077,7 +4920,6 @@
         </w:rPr>
         <w:t xml:space="preserve">    </w:t>
       </w:r>
-      <w:proofErr w:type="gramStart"/>
       <w:r>
         <w:rPr>
           <w:rFonts w:ascii="Courier New" w:hAnsi="Courier New" w:cs="Courier New"/>
@@ -5089,7 +4931,6 @@
         </w:rPr>
         <w:t>public</w:t>
       </w:r>
-      <w:proofErr w:type="gramEnd"/>
       <w:r>
         <w:rPr>
           <w:rFonts w:ascii="Courier New" w:hAnsi="Courier New" w:cs="Courier New"/>
@@ -5152,7 +4993,6 @@
         </w:rPr>
         <w:t xml:space="preserve">            </w:t>
       </w:r>
-      <w:proofErr w:type="gramStart"/>
       <w:r>
         <w:rPr>
           <w:rFonts w:ascii="Courier New" w:hAnsi="Courier New" w:cs="Courier New"/>
@@ -5175,7 +5015,6 @@
         </w:rPr>
         <w:t>.WriteLine(</w:t>
       </w:r>
-      <w:proofErr w:type="gramEnd"/>
       <w:r>
         <w:rPr>
           <w:rFonts w:ascii="Courier New" w:hAnsi="Courier New" w:cs="Courier New"/>
@@ -5497,31 +5336,7 @@
           <w:highlight w:val="white"/>
           <w:lang w:val="en-US"/>
         </w:rPr>
-        <w:t xml:space="preserve"> </w:t>
-      </w:r>
-      <w:proofErr w:type="gramStart"/>
-      <w:r>
-        <w:rPr>
-          <w:rFonts w:ascii="Courier New" w:hAnsi="Courier New" w:cs="Courier New"/>
-          <w:color w:val="000000"/>
-          <w:sz w:val="18"/>
-          <w:szCs w:val="19"/>
-          <w:highlight w:val="white"/>
-          <w:lang w:val="en-US"/>
-        </w:rPr>
-        <w:t>{ name</w:t>
-      </w:r>
-      <w:proofErr w:type="gramEnd"/>
-      <w:r>
-        <w:rPr>
-          <w:rFonts w:ascii="Courier New" w:hAnsi="Courier New" w:cs="Courier New"/>
-          <w:color w:val="000000"/>
-          <w:sz w:val="18"/>
-          <w:szCs w:val="19"/>
-          <w:highlight w:val="white"/>
-          <w:lang w:val="en-US"/>
-        </w:rPr>
-        <w:t xml:space="preserve"> = </w:t>
+        <w:t xml:space="preserve"> { name = </w:t>
       </w:r>
       <w:r>
         <w:rPr>
@@ -5632,31 +5447,7 @@
           <w:highlight w:val="white"/>
           <w:lang w:val="en-US"/>
         </w:rPr>
-        <w:t xml:space="preserve">// Person tom = </w:t>
-      </w:r>
-      <w:proofErr w:type="gramStart"/>
-      <w:r>
-        <w:rPr>
-          <w:rFonts w:ascii="Courier New" w:hAnsi="Courier New" w:cs="Courier New"/>
-          <w:color w:val="008000"/>
-          <w:sz w:val="18"/>
-          <w:szCs w:val="19"/>
-          <w:highlight w:val="white"/>
-          <w:lang w:val="en-US"/>
-        </w:rPr>
-        <w:t>new(</w:t>
-      </w:r>
-      <w:proofErr w:type="gramEnd"/>
-      <w:r>
-        <w:rPr>
-          <w:rFonts w:ascii="Courier New" w:hAnsi="Courier New" w:cs="Courier New"/>
-          <w:color w:val="008000"/>
-          <w:sz w:val="18"/>
-          <w:szCs w:val="19"/>
-          <w:highlight w:val="white"/>
-          <w:lang w:val="en-US"/>
-        </w:rPr>
-        <w:t>) { name = "Tom", age = 31 };</w:t>
+        <w:t>// Person tom = new() { name = "Tom", age = 31 };</w:t>
       </w:r>
     </w:p>
     <w:p>
@@ -5672,29 +5463,16 @@
           <w:lang w:val="en-US"/>
         </w:rPr>
       </w:pPr>
-      <w:proofErr w:type="gramStart"/>
-      <w:r>
-        <w:rPr>
-          <w:rFonts w:ascii="Courier New" w:hAnsi="Courier New" w:cs="Courier New"/>
-          <w:color w:val="000000"/>
-          <w:sz w:val="18"/>
-          <w:szCs w:val="19"/>
-          <w:highlight w:val="white"/>
-          <w:lang w:val="en-US"/>
-        </w:rPr>
-        <w:t>tom.Print(</w:t>
-      </w:r>
-      <w:proofErr w:type="gramEnd"/>
-      <w:r>
-        <w:rPr>
-          <w:rFonts w:ascii="Courier New" w:hAnsi="Courier New" w:cs="Courier New"/>
-          <w:color w:val="000000"/>
-          <w:sz w:val="18"/>
-          <w:szCs w:val="19"/>
-          <w:highlight w:val="white"/>
-          <w:lang w:val="en-US"/>
-        </w:rPr>
-        <w:t xml:space="preserve">);          </w:t>
+      <w:r>
+        <w:rPr>
+          <w:rFonts w:ascii="Courier New" w:hAnsi="Courier New" w:cs="Courier New"/>
+          <w:color w:val="000000"/>
+          <w:sz w:val="18"/>
+          <w:szCs w:val="19"/>
+          <w:highlight w:val="white"/>
+          <w:lang w:val="en-US"/>
+        </w:rPr>
+        <w:t xml:space="preserve">tom.Print();          </w:t>
       </w:r>
       <w:r>
         <w:rPr>
@@ -5956,31 +5734,7 @@
           <w:highlight w:val="white"/>
           <w:lang w:val="en-US"/>
         </w:rPr>
-        <w:t xml:space="preserve"> </w:t>
-      </w:r>
-      <w:proofErr w:type="gramStart"/>
-      <w:r>
-        <w:rPr>
-          <w:rFonts w:ascii="Courier New" w:hAnsi="Courier New" w:cs="Courier New"/>
-          <w:color w:val="000000"/>
-          <w:sz w:val="18"/>
-          <w:szCs w:val="19"/>
-          <w:highlight w:val="white"/>
-          <w:lang w:val="en-US"/>
-        </w:rPr>
-        <w:t>{ Name</w:t>
-      </w:r>
-      <w:proofErr w:type="gramEnd"/>
-      <w:r>
-        <w:rPr>
-          <w:rFonts w:ascii="Courier New" w:hAnsi="Courier New" w:cs="Courier New"/>
-          <w:color w:val="000000"/>
-          <w:sz w:val="18"/>
-          <w:szCs w:val="19"/>
-          <w:highlight w:val="white"/>
-          <w:lang w:val="en-US"/>
-        </w:rPr>
-        <w:t xml:space="preserve"> = </w:t>
+        <w:t xml:space="preserve"> { Name = </w:t>
       </w:r>
       <w:r>
         <w:rPr>
@@ -6044,29 +5798,16 @@
           <w:lang w:val="en-US"/>
         </w:rPr>
       </w:pPr>
-      <w:proofErr w:type="gramStart"/>
-      <w:r>
-        <w:rPr>
-          <w:rFonts w:ascii="Courier New" w:hAnsi="Courier New" w:cs="Courier New"/>
-          <w:color w:val="000000"/>
-          <w:sz w:val="18"/>
-          <w:szCs w:val="19"/>
-          <w:highlight w:val="white"/>
-          <w:lang w:val="en-US"/>
-        </w:rPr>
-        <w:t>tom.Print(</w:t>
-      </w:r>
-      <w:proofErr w:type="gramEnd"/>
-      <w:r>
-        <w:rPr>
-          <w:rFonts w:ascii="Courier New" w:hAnsi="Courier New" w:cs="Courier New"/>
-          <w:color w:val="000000"/>
-          <w:sz w:val="18"/>
-          <w:szCs w:val="19"/>
-          <w:highlight w:val="white"/>
-          <w:lang w:val="en-US"/>
-        </w:rPr>
-        <w:t xml:space="preserve">);          </w:t>
+      <w:r>
+        <w:rPr>
+          <w:rFonts w:ascii="Courier New" w:hAnsi="Courier New" w:cs="Courier New"/>
+          <w:color w:val="000000"/>
+          <w:sz w:val="18"/>
+          <w:szCs w:val="19"/>
+          <w:highlight w:val="white"/>
+          <w:lang w:val="en-US"/>
+        </w:rPr>
+        <w:t xml:space="preserve">tom.Print();          </w:t>
       </w:r>
       <w:r>
         <w:rPr>
@@ -6376,7 +6117,6 @@
         </w:rPr>
         <w:t xml:space="preserve">    </w:t>
       </w:r>
-      <w:proofErr w:type="gramStart"/>
       <w:r>
         <w:rPr>
           <w:rFonts w:ascii="Courier New" w:hAnsi="Courier New" w:cs="Courier New"/>
@@ -6388,7 +6128,6 @@
         </w:rPr>
         <w:t>public</w:t>
       </w:r>
-      <w:proofErr w:type="gramEnd"/>
       <w:r>
         <w:rPr>
           <w:rFonts w:ascii="Courier New" w:hAnsi="Courier New" w:cs="Courier New"/>
@@ -6553,7 +6292,6 @@
         </w:rPr>
         <w:t xml:space="preserve"> </w:t>
       </w:r>
-      <w:proofErr w:type="gramStart"/>
       <w:r>
         <w:rPr>
           <w:rFonts w:ascii="Courier New" w:hAnsi="Courier New" w:cs="Courier New"/>
@@ -6574,19 +6312,7 @@
           <w:highlight w:val="white"/>
           <w:lang w:val="en-US"/>
         </w:rPr>
-        <w:t>(</w:t>
-      </w:r>
-      <w:proofErr w:type="gramEnd"/>
-      <w:r>
-        <w:rPr>
-          <w:rFonts w:ascii="Courier New" w:hAnsi="Courier New" w:cs="Courier New"/>
-          <w:color w:val="000000"/>
-          <w:sz w:val="18"/>
-          <w:szCs w:val="19"/>
-          <w:highlight w:val="white"/>
-          <w:lang w:val="en-US"/>
-        </w:rPr>
-        <w:t>);</w:t>
+        <w:t>();</w:t>
       </w:r>
     </w:p>
     <w:p>
@@ -6646,7 +6372,6 @@
         </w:rPr>
         <w:t xml:space="preserve">    </w:t>
       </w:r>
-      <w:proofErr w:type="gramStart"/>
       <w:r>
         <w:rPr>
           <w:rFonts w:ascii="Courier New" w:hAnsi="Courier New" w:cs="Courier New"/>
@@ -6658,7 +6383,6 @@
         </w:rPr>
         <w:t>public</w:t>
       </w:r>
-      <w:proofErr w:type="gramEnd"/>
       <w:r>
         <w:rPr>
           <w:rFonts w:ascii="Courier New" w:hAnsi="Courier New" w:cs="Courier New"/>
@@ -7293,88 +7017,25 @@
     <w:p>
       <w:pPr>
         <w:rPr>
+          <w:bCs/>
+          <w:sz w:val="22"/>
+          <w:szCs w:val="22"/>
+        </w:rPr>
+      </w:pPr>
+      <w:bookmarkStart w:id="1" w:name="_GoBack"/>
+      <w:bookmarkEnd w:id="1"/>
+    </w:p>
+    <w:p>
+      <w:pPr>
+        <w:rPr>
           <w:b/>
           <w:bCs/>
           <w:sz w:val="22"/>
           <w:szCs w:val="22"/>
-        </w:rPr>
-      </w:pPr>
-    </w:p>
-    <w:p>
-      <w:pPr>
-        <w:rPr>
-          <w:bCs/>
-          <w:i/>
-          <w:sz w:val="22"/>
-          <w:szCs w:val="22"/>
-        </w:rPr>
-      </w:pPr>
-      <w:r>
-        <w:rPr>
-          <w:bCs/>
-          <w:i/>
-          <w:sz w:val="22"/>
-          <w:szCs w:val="22"/>
-        </w:rPr>
-        <w:t>(Упс… задачи могли немного обновиться для повышения адекватности классов</w:t>
-      </w:r>
-      <w:r>
-        <w:rPr>
-          <w:bCs/>
-          <w:i/>
-          <w:sz w:val="22"/>
-          <w:szCs w:val="22"/>
-        </w:rPr>
-        <w:t>, если</w:t>
-      </w:r>
-      <w:r>
-        <w:rPr>
-          <w:bCs/>
-          <w:i/>
-          <w:sz w:val="22"/>
-          <w:szCs w:val="22"/>
-        </w:rPr>
-        <w:t xml:space="preserve"> Вы</w:t>
-      </w:r>
-      <w:r>
-        <w:rPr>
-          <w:bCs/>
-          <w:i/>
-          <w:sz w:val="22"/>
-          <w:szCs w:val="22"/>
-        </w:rPr>
-        <w:t xml:space="preserve"> уже сделали старые варианты, то ничего страшного – можете оставить все как есть</w:t>
-      </w:r>
-      <w:r>
-        <w:rPr>
-          <w:bCs/>
-          <w:i/>
-          <w:sz w:val="22"/>
-          <w:szCs w:val="22"/>
-        </w:rPr>
-        <w:t>)</w:t>
-      </w:r>
-      <w:r>
-        <w:rPr>
-          <w:bCs/>
-          <w:i/>
-          <w:sz w:val="22"/>
-          <w:szCs w:val="22"/>
-        </w:rPr>
-        <w:t>.</w:t>
-      </w:r>
-    </w:p>
-    <w:p>
-      <w:pPr>
-        <w:rPr>
-          <w:bCs/>
-          <w:sz w:val="22"/>
-          <w:szCs w:val="22"/>
-        </w:rPr>
-      </w:pPr>
-    </w:p>
-    <w:p>
-      <w:pPr>
+          <w:lang w:val="en-US"/>
+        </w:rPr>
+      </w:pPr>
+      <w:r>
         <w:rPr>
           <w:b/>
           <w:bCs/>
@@ -7382,16 +7043,16 @@
           <w:szCs w:val="22"/>
           <w:lang w:val="en-US"/>
         </w:rPr>
-      </w:pPr>
+        <w:t xml:space="preserve">1. </w:t>
+      </w:r>
       <w:r>
         <w:rPr>
           <w:b/>
           <w:bCs/>
           <w:sz w:val="22"/>
           <w:szCs w:val="22"/>
-          <w:lang w:val="en-US"/>
-        </w:rPr>
-        <w:t xml:space="preserve">1. </w:t>
+        </w:rPr>
+        <w:t>Класс</w:t>
       </w:r>
       <w:r>
         <w:rPr>
@@ -7399,37 +7060,56 @@
           <w:bCs/>
           <w:sz w:val="22"/>
           <w:szCs w:val="22"/>
-        </w:rPr>
-        <w:t>Класс</w:t>
-      </w:r>
+          <w:lang w:val="en-US"/>
+        </w:rPr>
+        <w:t xml:space="preserve"> «QuadraticEquationSolver»</w:t>
+      </w:r>
+    </w:p>
+    <w:p>
+      <w:pPr>
+        <w:rPr>
+          <w:bCs/>
+          <w:sz w:val="22"/>
+          <w:szCs w:val="22"/>
+          <w:lang w:val="en-US"/>
+        </w:rPr>
+      </w:pPr>
       <w:r>
         <w:rPr>
           <w:b/>
           <w:bCs/>
           <w:sz w:val="22"/>
           <w:szCs w:val="22"/>
-          <w:lang w:val="en-US"/>
-        </w:rPr>
-        <w:t xml:space="preserve"> «QuadraticEquationSolver»</w:t>
-      </w:r>
-    </w:p>
-    <w:p>
-      <w:pPr>
-        <w:rPr>
-          <w:bCs/>
-          <w:sz w:val="22"/>
-          <w:szCs w:val="22"/>
-          <w:lang w:val="en-US"/>
-        </w:rPr>
-      </w:pPr>
+        </w:rPr>
+        <w:t>Поля</w:t>
+      </w:r>
       <w:r>
         <w:rPr>
           <w:b/>
           <w:bCs/>
           <w:sz w:val="22"/>
           <w:szCs w:val="22"/>
-        </w:rPr>
-        <w:t>Поля</w:t>
+          <w:lang w:val="en-US"/>
+        </w:rPr>
+        <w:t>:</w:t>
+      </w:r>
+      <w:r>
+        <w:rPr>
+          <w:bCs/>
+          <w:sz w:val="22"/>
+          <w:szCs w:val="22"/>
+          <w:lang w:val="en-US"/>
+        </w:rPr>
+        <w:t> a, b, c (double)</w:t>
+      </w:r>
+      <w:r>
+        <w:rPr>
+          <w:bCs/>
+          <w:sz w:val="22"/>
+          <w:szCs w:val="22"/>
+          <w:lang w:val="en-US"/>
+        </w:rPr>
+        <w:br/>
       </w:r>
       <w:r>
         <w:rPr>
@@ -7437,6 +7117,15 @@
           <w:bCs/>
           <w:sz w:val="22"/>
           <w:szCs w:val="22"/>
+        </w:rPr>
+        <w:t>Конструктор</w:t>
+      </w:r>
+      <w:r>
+        <w:rPr>
+          <w:b/>
+          <w:bCs/>
+          <w:sz w:val="22"/>
+          <w:szCs w:val="22"/>
           <w:lang w:val="en-US"/>
         </w:rPr>
         <w:t>:</w:t>
@@ -7448,64 +7137,7 @@
           <w:szCs w:val="22"/>
           <w:lang w:val="en-US"/>
         </w:rPr>
-        <w:t> a, b, c (double)</w:t>
-      </w:r>
-      <w:r>
-        <w:rPr>
-          <w:bCs/>
-          <w:sz w:val="22"/>
-          <w:szCs w:val="22"/>
-          <w:lang w:val="en-US"/>
-        </w:rPr>
-        <w:br/>
-      </w:r>
-      <w:r>
-        <w:rPr>
-          <w:b/>
-          <w:bCs/>
-          <w:sz w:val="22"/>
-          <w:szCs w:val="22"/>
-        </w:rPr>
-        <w:t>Конструктор</w:t>
-      </w:r>
-      <w:r>
-        <w:rPr>
-          <w:b/>
-          <w:bCs/>
-          <w:sz w:val="22"/>
-          <w:szCs w:val="22"/>
-          <w:lang w:val="en-US"/>
-        </w:rPr>
-        <w:t>:</w:t>
-      </w:r>
-      <w:r>
-        <w:rPr>
-          <w:bCs/>
-          <w:sz w:val="22"/>
-          <w:szCs w:val="22"/>
-          <w:lang w:val="en-US"/>
-        </w:rPr>
-        <w:t> </w:t>
-      </w:r>
-      <w:proofErr w:type="gramStart"/>
-      <w:r>
-        <w:rPr>
-          <w:bCs/>
-          <w:sz w:val="22"/>
-          <w:szCs w:val="22"/>
-          <w:lang w:val="en-US"/>
-        </w:rPr>
-        <w:t>QuadraticEquationSolver(</w:t>
-      </w:r>
-      <w:proofErr w:type="gramEnd"/>
-      <w:r>
-        <w:rPr>
-          <w:bCs/>
-          <w:sz w:val="22"/>
-          <w:szCs w:val="22"/>
-          <w:lang w:val="en-US"/>
-        </w:rPr>
-        <w:t>double a, double b, double c)</w:t>
+        <w:t> QuadraticEquationSolver(double a, double b, double c)</w:t>
       </w:r>
       <w:r>
         <w:rPr>
@@ -7548,23 +7180,13 @@
           <w:szCs w:val="22"/>
         </w:rPr>
       </w:pPr>
-      <w:proofErr w:type="gramStart"/>
-      <w:r>
-        <w:rPr>
-          <w:bCs/>
-          <w:sz w:val="22"/>
-          <w:szCs w:val="22"/>
-        </w:rPr>
-        <w:t>GetDiscriminant(</w:t>
-      </w:r>
-      <w:proofErr w:type="gramEnd"/>
-      <w:r>
-        <w:rPr>
-          <w:bCs/>
-          <w:sz w:val="22"/>
-          <w:szCs w:val="22"/>
-        </w:rPr>
-        <w:t>) → возвращает D = b² – 4ac</w:t>
+      <w:r>
+        <w:rPr>
+          <w:bCs/>
+          <w:sz w:val="22"/>
+          <w:szCs w:val="22"/>
+        </w:rPr>
+        <w:t>GetDiscriminant() → возвращает D = b² – 4ac</w:t>
       </w:r>
     </w:p>
     <w:p>
@@ -7579,23 +7201,13 @@
           <w:szCs w:val="22"/>
         </w:rPr>
       </w:pPr>
-      <w:proofErr w:type="gramStart"/>
-      <w:r>
-        <w:rPr>
-          <w:bCs/>
-          <w:sz w:val="22"/>
-          <w:szCs w:val="22"/>
-        </w:rPr>
-        <w:t>GetRootsCount(</w:t>
-      </w:r>
-      <w:proofErr w:type="gramEnd"/>
-      <w:r>
-        <w:rPr>
-          <w:bCs/>
-          <w:sz w:val="22"/>
-          <w:szCs w:val="22"/>
-        </w:rPr>
-        <w:t>) → возвращает количество корней (0, 1 или 2)</w:t>
+      <w:r>
+        <w:rPr>
+          <w:bCs/>
+          <w:sz w:val="22"/>
+          <w:szCs w:val="22"/>
+        </w:rPr>
+        <w:t>GetRootsCount() → возвращает количество корней (0, 1 или 2)</w:t>
       </w:r>
     </w:p>
     <w:p>
@@ -7610,23 +7222,13 @@
           <w:szCs w:val="22"/>
         </w:rPr>
       </w:pPr>
-      <w:proofErr w:type="gramStart"/>
-      <w:r>
-        <w:rPr>
-          <w:bCs/>
-          <w:sz w:val="22"/>
-          <w:szCs w:val="22"/>
-        </w:rPr>
-        <w:t>GetRoots(</w:t>
-      </w:r>
-      <w:proofErr w:type="gramEnd"/>
-      <w:r>
-        <w:rPr>
-          <w:bCs/>
-          <w:sz w:val="22"/>
-          <w:szCs w:val="22"/>
-        </w:rPr>
-        <w:t>) → возвращает массив double[] с корнями уравнения</w:t>
+      <w:r>
+        <w:rPr>
+          <w:bCs/>
+          <w:sz w:val="22"/>
+          <w:szCs w:val="22"/>
+        </w:rPr>
+        <w:t>GetRoots() → возвращает массив double[] с корнями уравнения</w:t>
       </w:r>
     </w:p>
     <w:p>
@@ -7641,23 +7243,13 @@
           <w:szCs w:val="22"/>
         </w:rPr>
       </w:pPr>
-      <w:proofErr w:type="gramStart"/>
-      <w:r>
-        <w:rPr>
-          <w:bCs/>
-          <w:sz w:val="22"/>
-          <w:szCs w:val="22"/>
-        </w:rPr>
-        <w:t>GetVertexCoordinates(</w:t>
-      </w:r>
-      <w:proofErr w:type="gramEnd"/>
-      <w:r>
-        <w:rPr>
-          <w:bCs/>
-          <w:sz w:val="22"/>
-          <w:szCs w:val="22"/>
-        </w:rPr>
-        <w:t>) → возвращает массив double[] (координаты X и Y вершины параболы)</w:t>
+      <w:r>
+        <w:rPr>
+          <w:bCs/>
+          <w:sz w:val="22"/>
+          <w:szCs w:val="22"/>
+        </w:rPr>
+        <w:t>GetVertexCoordinates() → возвращает массив double[] (координаты X и Y вершины параболы)</w:t>
       </w:r>
     </w:p>
     <w:p>
@@ -7672,23 +7264,13 @@
           <w:szCs w:val="22"/>
         </w:rPr>
       </w:pPr>
-      <w:proofErr w:type="gramStart"/>
-      <w:r>
-        <w:rPr>
-          <w:bCs/>
-          <w:sz w:val="22"/>
-          <w:szCs w:val="22"/>
-        </w:rPr>
-        <w:t>GetDerivativeCoefficients(</w:t>
-      </w:r>
-      <w:proofErr w:type="gramEnd"/>
-      <w:r>
-        <w:rPr>
-          <w:bCs/>
-          <w:sz w:val="22"/>
-          <w:szCs w:val="22"/>
-        </w:rPr>
-        <w:t>) → возвращает массив double[] (коэффициенты производной 2a и b)</w:t>
+      <w:r>
+        <w:rPr>
+          <w:bCs/>
+          <w:sz w:val="22"/>
+          <w:szCs w:val="22"/>
+        </w:rPr>
+        <w:t>GetDerivativeCoefficients() → возвращает массив double[] (коэффициенты производной 2a и b)</w:t>
       </w:r>
     </w:p>
     <w:p>
@@ -7706,7 +7288,7 @@
           <w:szCs w:val="22"/>
         </w:rPr>
         <w:pict>
-          <v:rect id="_x0000_i2063" style="width:0;height:.75pt" o:hralign="center" o:hrstd="t" o:hr="t" fillcolor="#a0a0a0" stroked="f"/>
+          <v:rect id="_x0000_i1025" style="width:0;height:.75pt" o:hralign="center" o:hrstd="t" o:hr="t" fillcolor="#a0a0a0" stroked="f"/>
         </w:pict>
       </w:r>
     </w:p>
@@ -7822,27 +7404,7 @@
           <w:szCs w:val="22"/>
           <w:lang w:val="en-US"/>
         </w:rPr>
-        <w:t> Vector2</w:t>
-      </w:r>
-      <w:proofErr w:type="gramStart"/>
-      <w:r>
-        <w:rPr>
-          <w:bCs/>
-          <w:sz w:val="22"/>
-          <w:szCs w:val="22"/>
-          <w:lang w:val="en-US"/>
-        </w:rPr>
-        <w:t>D(</w:t>
-      </w:r>
-      <w:proofErr w:type="gramEnd"/>
-      <w:r>
-        <w:rPr>
-          <w:bCs/>
-          <w:sz w:val="22"/>
-          <w:szCs w:val="22"/>
-          <w:lang w:val="en-US"/>
-        </w:rPr>
-        <w:t>double x, double y)</w:t>
+        <w:t> Vector2D(double x, double y)</w:t>
       </w:r>
       <w:r>
         <w:rPr>
@@ -7885,23 +7447,13 @@
           <w:szCs w:val="22"/>
         </w:rPr>
       </w:pPr>
-      <w:proofErr w:type="gramStart"/>
-      <w:r>
-        <w:rPr>
-          <w:bCs/>
-          <w:sz w:val="22"/>
-          <w:szCs w:val="22"/>
-        </w:rPr>
-        <w:t>GetMagnitude(</w:t>
-      </w:r>
-      <w:proofErr w:type="gramEnd"/>
-      <w:r>
-        <w:rPr>
-          <w:bCs/>
-          <w:sz w:val="22"/>
-          <w:szCs w:val="22"/>
-        </w:rPr>
-        <w:t>) → возвращает длину: √(X² + Y²)</w:t>
+      <w:r>
+        <w:rPr>
+          <w:bCs/>
+          <w:sz w:val="22"/>
+          <w:szCs w:val="22"/>
+        </w:rPr>
+        <w:t>GetMagnitude() → возвращает длину: √(X² + Y²)</w:t>
       </w:r>
     </w:p>
     <w:p>
@@ -7916,23 +7468,13 @@
           <w:szCs w:val="22"/>
         </w:rPr>
       </w:pPr>
-      <w:proofErr w:type="gramStart"/>
-      <w:r>
-        <w:rPr>
-          <w:bCs/>
-          <w:sz w:val="22"/>
-          <w:szCs w:val="22"/>
-        </w:rPr>
-        <w:t>Add(</w:t>
-      </w:r>
-      <w:proofErr w:type="gramEnd"/>
-      <w:r>
-        <w:rPr>
-          <w:bCs/>
-          <w:sz w:val="22"/>
-          <w:szCs w:val="22"/>
-        </w:rPr>
-        <w:t>Vector2D other) → изменяет текущие X, Y (сложение векторов)</w:t>
+      <w:r>
+        <w:rPr>
+          <w:bCs/>
+          <w:sz w:val="22"/>
+          <w:szCs w:val="22"/>
+        </w:rPr>
+        <w:t>Add(Vector2D other) → изменяет текущие X, Y (сложение векторов)</w:t>
       </w:r>
     </w:p>
     <w:p>
@@ -7947,23 +7489,13 @@
           <w:szCs w:val="22"/>
         </w:rPr>
       </w:pPr>
-      <w:proofErr w:type="gramStart"/>
-      <w:r>
-        <w:rPr>
-          <w:bCs/>
-          <w:sz w:val="22"/>
-          <w:szCs w:val="22"/>
-        </w:rPr>
-        <w:t>GetScalarProduct(</w:t>
-      </w:r>
-      <w:proofErr w:type="gramEnd"/>
-      <w:r>
-        <w:rPr>
-          <w:bCs/>
-          <w:sz w:val="22"/>
-          <w:szCs w:val="22"/>
-        </w:rPr>
-        <w:t>Vector2D other) → возвращает число (скалярное произведение)</w:t>
+      <w:r>
+        <w:rPr>
+          <w:bCs/>
+          <w:sz w:val="22"/>
+          <w:szCs w:val="22"/>
+        </w:rPr>
+        <w:t>GetScalarProduct(Vector2D other) → возвращает число (скалярное произведение)</w:t>
       </w:r>
     </w:p>
     <w:p>
@@ -7978,23 +7510,13 @@
           <w:szCs w:val="22"/>
         </w:rPr>
       </w:pPr>
-      <w:proofErr w:type="gramStart"/>
-      <w:r>
-        <w:rPr>
-          <w:bCs/>
-          <w:sz w:val="22"/>
-          <w:szCs w:val="22"/>
-        </w:rPr>
-        <w:t>Scale(</w:t>
-      </w:r>
-      <w:proofErr w:type="gramEnd"/>
-      <w:r>
-        <w:rPr>
-          <w:bCs/>
-          <w:sz w:val="22"/>
-          <w:szCs w:val="22"/>
-        </w:rPr>
-        <w:t>double factor) → изменяет текущие X, Y (умножение на число)</w:t>
+      <w:r>
+        <w:rPr>
+          <w:bCs/>
+          <w:sz w:val="22"/>
+          <w:szCs w:val="22"/>
+        </w:rPr>
+        <w:t>Scale(double factor) → изменяет текущие X, Y (умножение на число)</w:t>
       </w:r>
     </w:p>
     <w:p>
@@ -8009,23 +7531,13 @@
           <w:szCs w:val="22"/>
         </w:rPr>
       </w:pPr>
-      <w:proofErr w:type="gramStart"/>
-      <w:r>
-        <w:rPr>
-          <w:bCs/>
-          <w:sz w:val="22"/>
-          <w:szCs w:val="22"/>
-        </w:rPr>
-        <w:t>GetNormalizedCoordinates(</w:t>
-      </w:r>
-      <w:proofErr w:type="gramEnd"/>
-      <w:r>
-        <w:rPr>
-          <w:bCs/>
-          <w:sz w:val="22"/>
-          <w:szCs w:val="22"/>
-        </w:rPr>
-        <w:t>) → возвращает массив double[] (координаты X, Y единичного вектора)</w:t>
+      <w:r>
+        <w:rPr>
+          <w:bCs/>
+          <w:sz w:val="22"/>
+          <w:szCs w:val="22"/>
+        </w:rPr>
+        <w:t>GetNormalizedCoordinates() → возвращает массив double[] (координаты X, Y единичного вектора)</w:t>
       </w:r>
     </w:p>
     <w:p>
@@ -8043,7 +7555,7 @@
           <w:szCs w:val="22"/>
         </w:rPr>
         <w:pict>
-          <v:rect id="_x0000_i2064" style="width:0;height:.75pt" o:hralign="center" o:hrstd="t" o:hr="t" fillcolor="#a0a0a0" stroked="f"/>
+          <v:rect id="_x0000_i1026" style="width:0;height:.75pt" o:hralign="center" o:hrstd="t" o:hr="t" fillcolor="#a0a0a0" stroked="f"/>
         </w:pict>
       </w:r>
     </w:p>
@@ -8158,7 +7670,6 @@
         </w:rPr>
         <w:t xml:space="preserve"> </w:t>
       </w:r>
-      <w:proofErr w:type="gramStart"/>
       <w:r>
         <w:rPr>
           <w:bCs/>
@@ -8194,7 +7705,6 @@
         </w:rPr>
         <w:t>Конструктор</w:t>
       </w:r>
-      <w:proofErr w:type="gramEnd"/>
       <w:r>
         <w:rPr>
           <w:b/>
@@ -8255,23 +7765,13 @@
           <w:szCs w:val="22"/>
         </w:rPr>
       </w:pPr>
-      <w:proofErr w:type="gramStart"/>
-      <w:r>
-        <w:rPr>
-          <w:bCs/>
-          <w:sz w:val="22"/>
-          <w:szCs w:val="22"/>
-        </w:rPr>
-        <w:t>GetMean(</w:t>
-      </w:r>
-      <w:proofErr w:type="gramEnd"/>
-      <w:r>
-        <w:rPr>
-          <w:bCs/>
-          <w:sz w:val="22"/>
-          <w:szCs w:val="22"/>
-        </w:rPr>
-        <w:t>) → возвращает среднее арифметическое</w:t>
+      <w:r>
+        <w:rPr>
+          <w:bCs/>
+          <w:sz w:val="22"/>
+          <w:szCs w:val="22"/>
+        </w:rPr>
+        <w:t>GetMean() → возвращает среднее арифметическое</w:t>
       </w:r>
     </w:p>
     <w:p>
@@ -8286,23 +7786,14 @@
           <w:szCs w:val="22"/>
         </w:rPr>
       </w:pPr>
-      <w:proofErr w:type="gramStart"/>
-      <w:r>
-        <w:rPr>
-          <w:bCs/>
-          <w:sz w:val="22"/>
-          <w:szCs w:val="22"/>
-        </w:rPr>
-        <w:t>GetStandardDeviation(</w:t>
-      </w:r>
-      <w:proofErr w:type="gramEnd"/>
-      <w:r>
-        <w:rPr>
-          <w:bCs/>
-          <w:sz w:val="22"/>
-          <w:szCs w:val="22"/>
-        </w:rPr>
-        <w:t>) → возвращает стандартное отклонение (использовать разный делитель для выборки и генеральной совокупности)</w:t>
+      <w:r>
+        <w:rPr>
+          <w:bCs/>
+          <w:sz w:val="22"/>
+          <w:szCs w:val="22"/>
+        </w:rPr>
+        <w:lastRenderedPageBreak/>
+        <w:t>GetStandardDeviation() → возвращает стандартное отклонение (использовать разный делитель для выборки и генеральной совокупности)</w:t>
       </w:r>
     </w:p>
     <w:p>
@@ -8317,23 +7808,13 @@
           <w:szCs w:val="22"/>
         </w:rPr>
       </w:pPr>
-      <w:proofErr w:type="gramStart"/>
-      <w:r>
-        <w:rPr>
-          <w:bCs/>
-          <w:sz w:val="22"/>
-          <w:szCs w:val="22"/>
-        </w:rPr>
-        <w:t>GetMedian(</w:t>
-      </w:r>
-      <w:proofErr w:type="gramEnd"/>
-      <w:r>
-        <w:rPr>
-          <w:bCs/>
-          <w:sz w:val="22"/>
-          <w:szCs w:val="22"/>
-        </w:rPr>
-        <w:t>) → возвращает медиану</w:t>
+      <w:r>
+        <w:rPr>
+          <w:bCs/>
+          <w:sz w:val="22"/>
+          <w:szCs w:val="22"/>
+        </w:rPr>
+        <w:t>GetMedian() → возвращает медиану</w:t>
       </w:r>
     </w:p>
     <w:p>
@@ -8348,23 +7829,13 @@
           <w:szCs w:val="22"/>
         </w:rPr>
       </w:pPr>
-      <w:proofErr w:type="gramStart"/>
-      <w:r>
-        <w:rPr>
-          <w:bCs/>
-          <w:sz w:val="22"/>
-          <w:szCs w:val="22"/>
-        </w:rPr>
-        <w:t>GetRange(</w:t>
-      </w:r>
-      <w:proofErr w:type="gramEnd"/>
-      <w:r>
-        <w:rPr>
-          <w:bCs/>
-          <w:sz w:val="22"/>
-          <w:szCs w:val="22"/>
-        </w:rPr>
-        <w:t>) → возвращает размах (Max – Min)</w:t>
+      <w:r>
+        <w:rPr>
+          <w:bCs/>
+          <w:sz w:val="22"/>
+          <w:szCs w:val="22"/>
+        </w:rPr>
+        <w:t>GetRange() → возвращает размах (Max – Min)</w:t>
       </w:r>
     </w:p>
     <w:p>
@@ -8379,23 +7850,13 @@
           <w:szCs w:val="22"/>
         </w:rPr>
       </w:pPr>
-      <w:proofErr w:type="gramStart"/>
-      <w:r>
-        <w:rPr>
-          <w:bCs/>
-          <w:sz w:val="22"/>
-          <w:szCs w:val="22"/>
-        </w:rPr>
-        <w:t>GetSortedData(</w:t>
-      </w:r>
-      <w:proofErr w:type="gramEnd"/>
-      <w:r>
-        <w:rPr>
-          <w:bCs/>
-          <w:sz w:val="22"/>
-          <w:szCs w:val="22"/>
-        </w:rPr>
-        <w:t>) → возвращает новый отсортированный массив double[]</w:t>
+      <w:r>
+        <w:rPr>
+          <w:bCs/>
+          <w:sz w:val="22"/>
+          <w:szCs w:val="22"/>
+        </w:rPr>
+        <w:t>GetSortedData() → возвращает новый отсортированный массив double[]</w:t>
       </w:r>
     </w:p>
     <w:p>
@@ -8413,7 +7874,7 @@
           <w:szCs w:val="22"/>
         </w:rPr>
         <w:pict>
-          <v:rect id="_x0000_i2065" style="width:0;height:.75pt" o:hralign="center" o:hrstd="t" o:hr="t" fillcolor="#a0a0a0" stroked="f"/>
+          <v:rect id="_x0000_i1027" style="width:0;height:.75pt" o:hralign="center" o:hrstd="t" o:hr="t" fillcolor="#a0a0a0" stroked="f"/>
         </w:pict>
       </w:r>
     </w:p>
@@ -8484,25 +7945,7 @@
           <w:sz w:val="22"/>
           <w:szCs w:val="22"/>
         </w:rPr>
-        <w:t> </w:t>
-      </w:r>
-      <w:proofErr w:type="gramStart"/>
-      <w:r>
-        <w:rPr>
-          <w:bCs/>
-          <w:sz w:val="22"/>
-          <w:szCs w:val="22"/>
-        </w:rPr>
-        <w:t>MortgageCalculator(</w:t>
-      </w:r>
-      <w:proofErr w:type="gramEnd"/>
-      <w:r>
-        <w:rPr>
-          <w:bCs/>
-          <w:sz w:val="22"/>
-          <w:szCs w:val="22"/>
-        </w:rPr>
-        <w:t>double sum, double rate, int years)</w:t>
+        <w:t> MortgageCalculator(double sum, double rate, int years)</w:t>
       </w:r>
       <w:r>
         <w:rPr>
@@ -8534,23 +7977,13 @@
           <w:szCs w:val="22"/>
         </w:rPr>
       </w:pPr>
-      <w:proofErr w:type="gramStart"/>
-      <w:r>
-        <w:rPr>
-          <w:bCs/>
-          <w:sz w:val="22"/>
-          <w:szCs w:val="22"/>
-        </w:rPr>
-        <w:t>GetMonthlyPayment(</w:t>
-      </w:r>
-      <w:proofErr w:type="gramEnd"/>
-      <w:r>
-        <w:rPr>
-          <w:bCs/>
-          <w:sz w:val="22"/>
-          <w:szCs w:val="22"/>
-        </w:rPr>
-        <w:t>) → возвращает сумму ежемесячного платежа</w:t>
+      <w:r>
+        <w:rPr>
+          <w:bCs/>
+          <w:sz w:val="22"/>
+          <w:szCs w:val="22"/>
+        </w:rPr>
+        <w:t>GetMonthlyPayment() → возвращает сумму ежемесячного платежа</w:t>
       </w:r>
     </w:p>
     <w:p>
@@ -8565,23 +7998,13 @@
           <w:szCs w:val="22"/>
         </w:rPr>
       </w:pPr>
-      <w:proofErr w:type="gramStart"/>
-      <w:r>
-        <w:rPr>
-          <w:bCs/>
-          <w:sz w:val="22"/>
-          <w:szCs w:val="22"/>
-        </w:rPr>
-        <w:t>GetTotalOverpayment(</w:t>
-      </w:r>
-      <w:proofErr w:type="gramEnd"/>
-      <w:r>
-        <w:rPr>
-          <w:bCs/>
-          <w:sz w:val="22"/>
-          <w:szCs w:val="22"/>
-        </w:rPr>
-        <w:t>) → возвращает сумму переплаты по процентам</w:t>
+      <w:r>
+        <w:rPr>
+          <w:bCs/>
+          <w:sz w:val="22"/>
+          <w:szCs w:val="22"/>
+        </w:rPr>
+        <w:t>GetTotalOverpayment() → возвращает сумму переплаты по процентам</w:t>
       </w:r>
     </w:p>
     <w:p>
@@ -8596,23 +8019,13 @@
           <w:szCs w:val="22"/>
         </w:rPr>
       </w:pPr>
-      <w:proofErr w:type="gramStart"/>
-      <w:r>
-        <w:rPr>
-          <w:bCs/>
-          <w:sz w:val="22"/>
-          <w:szCs w:val="22"/>
-        </w:rPr>
-        <w:t>GetRemainingBalance(</w:t>
-      </w:r>
-      <w:proofErr w:type="gramEnd"/>
-      <w:r>
-        <w:rPr>
-          <w:bCs/>
-          <w:sz w:val="22"/>
-          <w:szCs w:val="22"/>
-        </w:rPr>
-        <w:t>int month) → возвращает остаток основного долга на указанный месяц</w:t>
+      <w:r>
+        <w:rPr>
+          <w:bCs/>
+          <w:sz w:val="22"/>
+          <w:szCs w:val="22"/>
+        </w:rPr>
+        <w:t>GetRemainingBalance(int month) → возвращает остаток основного долга на указанный месяц</w:t>
       </w:r>
     </w:p>
     <w:p>
@@ -8726,23 +8139,13 @@
           <w:szCs w:val="22"/>
         </w:rPr>
       </w:pPr>
-      <w:proofErr w:type="gramStart"/>
-      <w:r>
-        <w:rPr>
-          <w:bCs/>
-          <w:sz w:val="22"/>
-          <w:szCs w:val="22"/>
-        </w:rPr>
-        <w:t>GetInterestToPrincipalRatio(</w:t>
-      </w:r>
-      <w:proofErr w:type="gramEnd"/>
-      <w:r>
-        <w:rPr>
-          <w:bCs/>
-          <w:sz w:val="22"/>
-          <w:szCs w:val="22"/>
-        </w:rPr>
-        <w:t>) → возвращает отношение переплаты к сумме кредита</w:t>
+      <w:r>
+        <w:rPr>
+          <w:bCs/>
+          <w:sz w:val="22"/>
+          <w:szCs w:val="22"/>
+        </w:rPr>
+        <w:t>GetInterestToPrincipalRatio() → возвращает отношение переплаты к сумме кредита</w:t>
       </w:r>
     </w:p>
     <w:p>
@@ -8760,7 +8163,7 @@
           <w:szCs w:val="22"/>
         </w:rPr>
         <w:pict>
-          <v:rect id="_x0000_i2066" style="width:0;height:.75pt" o:hralign="center" o:hrstd="t" o:hr="t" fillcolor="#a0a0a0" stroked="f"/>
+          <v:rect id="_x0000_i1028" style="width:0;height:.75pt" o:hralign="center" o:hrstd="t" o:hr="t" fillcolor="#a0a0a0" stroked="f"/>
         </w:pict>
       </w:r>
     </w:p>
@@ -8876,17 +8279,7 @@
           <w:szCs w:val="22"/>
           <w:lang w:val="en-US"/>
         </w:rPr>
-        <w:t> Matrix2x2(double m11, double m12, double m21, double m</w:t>
-      </w:r>
-      <w:proofErr w:type="gramStart"/>
-      <w:r>
-        <w:rPr>
-          <w:bCs/>
-          <w:sz w:val="22"/>
-          <w:szCs w:val="22"/>
-          <w:lang w:val="en-US"/>
-        </w:rPr>
-        <w:t>22)</w:t>
+        <w:t> Matrix2x2(double m11, double m12, double m21, double m22)</w:t>
       </w:r>
       <w:r>
         <w:rPr>
@@ -8906,7 +8299,6 @@
         </w:rPr>
         <w:t>Методы</w:t>
       </w:r>
-      <w:proofErr w:type="gramEnd"/>
       <w:r>
         <w:rPr>
           <w:b/>
@@ -8970,23 +8362,13 @@
           <w:szCs w:val="22"/>
         </w:rPr>
       </w:pPr>
-      <w:proofErr w:type="gramStart"/>
-      <w:r>
-        <w:rPr>
-          <w:bCs/>
-          <w:sz w:val="22"/>
-          <w:szCs w:val="22"/>
-        </w:rPr>
-        <w:t>GetInverseCoefficients(</w:t>
-      </w:r>
-      <w:proofErr w:type="gramEnd"/>
-      <w:r>
-        <w:rPr>
-          <w:bCs/>
-          <w:sz w:val="22"/>
-          <w:szCs w:val="22"/>
-        </w:rPr>
-        <w:t>) → возвращает массив double[] из 4 элементов обратной матрицы</w:t>
+      <w:r>
+        <w:rPr>
+          <w:bCs/>
+          <w:sz w:val="22"/>
+          <w:szCs w:val="22"/>
+        </w:rPr>
+        <w:t>GetInverseCoefficients() → возвращает массив double[] из 4 элементов обратной матрицы</w:t>
       </w:r>
     </w:p>
     <w:p>
@@ -9066,23 +8448,13 @@
           <w:szCs w:val="22"/>
         </w:rPr>
       </w:pPr>
-      <w:proofErr w:type="gramStart"/>
-      <w:r>
-        <w:rPr>
-          <w:bCs/>
-          <w:sz w:val="22"/>
-          <w:szCs w:val="22"/>
-        </w:rPr>
-        <w:t>GetTrace(</w:t>
-      </w:r>
-      <w:proofErr w:type="gramEnd"/>
-      <w:r>
-        <w:rPr>
-          <w:bCs/>
-          <w:sz w:val="22"/>
-          <w:szCs w:val="22"/>
-        </w:rPr>
-        <w:t>) → возвращает сумму элементов главной диагонали</w:t>
+      <w:r>
+        <w:rPr>
+          <w:bCs/>
+          <w:sz w:val="22"/>
+          <w:szCs w:val="22"/>
+        </w:rPr>
+        <w:t>GetTrace() → возвращает сумму элементов главной диагонали</w:t>
       </w:r>
     </w:p>
     <w:p>
@@ -9097,23 +8469,14 @@
           <w:szCs w:val="22"/>
         </w:rPr>
       </w:pPr>
-      <w:proofErr w:type="gramStart"/>
-      <w:r>
-        <w:rPr>
-          <w:bCs/>
-          <w:sz w:val="22"/>
-          <w:szCs w:val="22"/>
-        </w:rPr>
-        <w:t>TransformPoint(</w:t>
-      </w:r>
-      <w:proofErr w:type="gramEnd"/>
-      <w:r>
-        <w:rPr>
-          <w:bCs/>
-          <w:sz w:val="22"/>
-          <w:szCs w:val="22"/>
-        </w:rPr>
-        <w:t>double x, double y) → возвращает массив double[] (новые координаты точки после умножения на матрицу)</w:t>
+      <w:r>
+        <w:rPr>
+          <w:bCs/>
+          <w:sz w:val="22"/>
+          <w:szCs w:val="22"/>
+        </w:rPr>
+        <w:lastRenderedPageBreak/>
+        <w:t>TransformPoint(double x, double y) → возвращает массив double[] (новые координаты точки после умножения на матрицу)</w:t>
       </w:r>
     </w:p>
     <w:p>
@@ -9131,7 +8494,7 @@
           <w:szCs w:val="22"/>
         </w:rPr>
         <w:pict>
-          <v:rect id="_x0000_i2067" style="width:0;height:.75pt" o:hralign="center" o:hrstd="t" o:hr="t" fillcolor="#a0a0a0" stroked="f"/>
+          <v:rect id="_x0000_i1029" style="width:0;height:.75pt" o:hralign="center" o:hrstd="t" o:hr="t" fillcolor="#a0a0a0" stroked="f"/>
         </w:pict>
       </w:r>
     </w:p>
@@ -9247,27 +8610,7 @@
           <w:szCs w:val="22"/>
           <w:lang w:val="en-US"/>
         </w:rPr>
-        <w:t> </w:t>
-      </w:r>
-      <w:proofErr w:type="gramStart"/>
-      <w:r>
-        <w:rPr>
-          <w:bCs/>
-          <w:sz w:val="22"/>
-          <w:szCs w:val="22"/>
-          <w:lang w:val="en-US"/>
-        </w:rPr>
-        <w:t>ComplexNumber(</w:t>
-      </w:r>
-      <w:proofErr w:type="gramEnd"/>
-      <w:r>
-        <w:rPr>
-          <w:bCs/>
-          <w:sz w:val="22"/>
-          <w:szCs w:val="22"/>
-          <w:lang w:val="en-US"/>
-        </w:rPr>
-        <w:t>double re, double im)</w:t>
+        <w:t> ComplexNumber(double re, double im)</w:t>
       </w:r>
       <w:r>
         <w:rPr>
@@ -9367,23 +8710,13 @@
           <w:szCs w:val="22"/>
         </w:rPr>
       </w:pPr>
-      <w:proofErr w:type="gramStart"/>
-      <w:r>
-        <w:rPr>
-          <w:bCs/>
-          <w:sz w:val="22"/>
-          <w:szCs w:val="22"/>
-        </w:rPr>
-        <w:t>Add(</w:t>
-      </w:r>
-      <w:proofErr w:type="gramEnd"/>
-      <w:r>
-        <w:rPr>
-          <w:bCs/>
-          <w:sz w:val="22"/>
-          <w:szCs w:val="22"/>
-        </w:rPr>
-        <w:t>ComplexNumber other) → изменяет текущие поля (сложение)</w:t>
+      <w:r>
+        <w:rPr>
+          <w:bCs/>
+          <w:sz w:val="22"/>
+          <w:szCs w:val="22"/>
+        </w:rPr>
+        <w:t>Add(ComplexNumber other) → изменяет текущие поля (сложение)</w:t>
       </w:r>
     </w:p>
     <w:p>
@@ -9398,23 +8731,13 @@
           <w:szCs w:val="22"/>
         </w:rPr>
       </w:pPr>
-      <w:proofErr w:type="gramStart"/>
-      <w:r>
-        <w:rPr>
-          <w:bCs/>
-          <w:sz w:val="22"/>
-          <w:szCs w:val="22"/>
-        </w:rPr>
-        <w:t>Multiply(</w:t>
-      </w:r>
-      <w:proofErr w:type="gramEnd"/>
-      <w:r>
-        <w:rPr>
-          <w:bCs/>
-          <w:sz w:val="22"/>
-          <w:szCs w:val="22"/>
-        </w:rPr>
-        <w:t>ComplexNumber other) → изменяет текущие поля (произведение)</w:t>
+      <w:r>
+        <w:rPr>
+          <w:bCs/>
+          <w:sz w:val="22"/>
+          <w:szCs w:val="22"/>
+        </w:rPr>
+        <w:t>Multiply(ComplexNumber other) → изменяет текущие поля (произведение)</w:t>
       </w:r>
     </w:p>
     <w:p>
@@ -9614,7 +8937,7 @@
           <w:szCs w:val="22"/>
         </w:rPr>
         <w:pict>
-          <v:rect id="_x0000_i2068" style="width:0;height:.75pt" o:hralign="center" o:hrstd="t" o:hr="t" fillcolor="#a0a0a0" stroked="f"/>
+          <v:rect id="_x0000_i1030" style="width:0;height:.75pt" o:hralign="center" o:hrstd="t" o:hr="t" fillcolor="#a0a0a0" stroked="f"/>
         </w:pict>
       </w:r>
     </w:p>
@@ -9730,27 +9053,7 @@
           <w:szCs w:val="22"/>
           <w:lang w:val="en-US"/>
         </w:rPr>
-        <w:t> </w:t>
-      </w:r>
-      <w:proofErr w:type="gramStart"/>
-      <w:r>
-        <w:rPr>
-          <w:bCs/>
-          <w:sz w:val="22"/>
-          <w:szCs w:val="22"/>
-          <w:lang w:val="en-US"/>
-        </w:rPr>
-        <w:t>Circle(</w:t>
-      </w:r>
-      <w:proofErr w:type="gramEnd"/>
-      <w:r>
-        <w:rPr>
-          <w:bCs/>
-          <w:sz w:val="22"/>
-          <w:szCs w:val="22"/>
-          <w:lang w:val="en-US"/>
-        </w:rPr>
-        <w:t>double r, double x, double y)</w:t>
+        <w:t> Circle(double r, double x, double y)</w:t>
       </w:r>
       <w:r>
         <w:rPr>
@@ -9793,23 +9096,13 @@
           <w:szCs w:val="22"/>
         </w:rPr>
       </w:pPr>
-      <w:proofErr w:type="gramStart"/>
-      <w:r>
-        <w:rPr>
-          <w:bCs/>
-          <w:sz w:val="22"/>
-          <w:szCs w:val="22"/>
-        </w:rPr>
-        <w:t>GetArea(</w:t>
-      </w:r>
-      <w:proofErr w:type="gramEnd"/>
-      <w:r>
-        <w:rPr>
-          <w:bCs/>
-          <w:sz w:val="22"/>
-          <w:szCs w:val="22"/>
-        </w:rPr>
-        <w:t>) → возвращает площадь: π·R²</w:t>
+      <w:r>
+        <w:rPr>
+          <w:bCs/>
+          <w:sz w:val="22"/>
+          <w:szCs w:val="22"/>
+        </w:rPr>
+        <w:t>GetArea() → возвращает площадь: π·R²</w:t>
       </w:r>
     </w:p>
     <w:p>
@@ -9824,23 +9117,13 @@
           <w:szCs w:val="22"/>
         </w:rPr>
       </w:pPr>
-      <w:proofErr w:type="gramStart"/>
-      <w:r>
-        <w:rPr>
-          <w:bCs/>
-          <w:sz w:val="22"/>
-          <w:szCs w:val="22"/>
-        </w:rPr>
-        <w:t>GetCircumference(</w:t>
-      </w:r>
-      <w:proofErr w:type="gramEnd"/>
-      <w:r>
-        <w:rPr>
-          <w:bCs/>
-          <w:sz w:val="22"/>
-          <w:szCs w:val="22"/>
-        </w:rPr>
-        <w:t>) → возвращает длину окружности: 2π·R</w:t>
+      <w:r>
+        <w:rPr>
+          <w:bCs/>
+          <w:sz w:val="22"/>
+          <w:szCs w:val="22"/>
+        </w:rPr>
+        <w:t>GetCircumference() → возвращает длину окружности: 2π·R</w:t>
       </w:r>
     </w:p>
     <w:p>
@@ -9855,23 +9138,13 @@
           <w:szCs w:val="22"/>
         </w:rPr>
       </w:pPr>
-      <w:proofErr w:type="gramStart"/>
-      <w:r>
-        <w:rPr>
-          <w:bCs/>
-          <w:sz w:val="22"/>
-          <w:szCs w:val="22"/>
-        </w:rPr>
-        <w:t>IsPointInside(</w:t>
-      </w:r>
-      <w:proofErr w:type="gramEnd"/>
-      <w:r>
-        <w:rPr>
-          <w:bCs/>
-          <w:sz w:val="22"/>
-          <w:szCs w:val="22"/>
-        </w:rPr>
-        <w:t>double px, double py) → возвращает true, если точка внутри круга</w:t>
+      <w:r>
+        <w:rPr>
+          <w:bCs/>
+          <w:sz w:val="22"/>
+          <w:szCs w:val="22"/>
+        </w:rPr>
+        <w:t>IsPointInside(double px, double py) → возвращает true, если точка внутри круга</w:t>
       </w:r>
     </w:p>
     <w:p>
@@ -9886,23 +9159,13 @@
           <w:szCs w:val="22"/>
         </w:rPr>
       </w:pPr>
-      <w:proofErr w:type="gramStart"/>
-      <w:r>
-        <w:rPr>
-          <w:bCs/>
-          <w:sz w:val="22"/>
-          <w:szCs w:val="22"/>
-        </w:rPr>
-        <w:t>Move(</w:t>
-      </w:r>
-      <w:proofErr w:type="gramEnd"/>
-      <w:r>
-        <w:rPr>
-          <w:bCs/>
-          <w:sz w:val="22"/>
-          <w:szCs w:val="22"/>
-        </w:rPr>
-        <w:t>double dx, double dy) → изменяет координаты центра</w:t>
+      <w:r>
+        <w:rPr>
+          <w:bCs/>
+          <w:sz w:val="22"/>
+          <w:szCs w:val="22"/>
+        </w:rPr>
+        <w:t>Move(double dx, double dy) → изменяет координаты центра</w:t>
       </w:r>
     </w:p>
     <w:p>
@@ -9917,23 +9180,13 @@
           <w:szCs w:val="22"/>
         </w:rPr>
       </w:pPr>
-      <w:proofErr w:type="gramStart"/>
-      <w:r>
-        <w:rPr>
-          <w:bCs/>
-          <w:sz w:val="22"/>
-          <w:szCs w:val="22"/>
-        </w:rPr>
-        <w:t>Scale(</w:t>
-      </w:r>
-      <w:proofErr w:type="gramEnd"/>
-      <w:r>
-        <w:rPr>
-          <w:bCs/>
-          <w:sz w:val="22"/>
-          <w:szCs w:val="22"/>
-        </w:rPr>
-        <w:t>double factor) → изменяет радиус круга</w:t>
+      <w:r>
+        <w:rPr>
+          <w:bCs/>
+          <w:sz w:val="22"/>
+          <w:szCs w:val="22"/>
+        </w:rPr>
+        <w:t>Scale(double factor) → изменяет радиус круга</w:t>
       </w:r>
     </w:p>
     <w:p>
@@ -9951,7 +9204,7 @@
           <w:szCs w:val="22"/>
         </w:rPr>
         <w:pict>
-          <v:rect id="_x0000_i2069" style="width:0;height:.75pt" o:hralign="center" o:hrstd="t" o:hr="t" fillcolor="#a0a0a0" stroked="f"/>
+          <v:rect id="_x0000_i1031" style="width:0;height:.75pt" o:hralign="center" o:hrstd="t" o:hr="t" fillcolor="#a0a0a0" stroked="f"/>
         </w:pict>
       </w:r>
     </w:p>
@@ -10067,27 +9320,7 @@
           <w:szCs w:val="22"/>
           <w:lang w:val="en-US"/>
         </w:rPr>
-        <w:t> </w:t>
-      </w:r>
-      <w:proofErr w:type="gramStart"/>
-      <w:r>
-        <w:rPr>
-          <w:bCs/>
-          <w:sz w:val="22"/>
-          <w:szCs w:val="22"/>
-          <w:lang w:val="en-US"/>
-        </w:rPr>
-        <w:t>PrimeNumberChecker(</w:t>
-      </w:r>
-      <w:proofErr w:type="gramEnd"/>
-      <w:r>
-        <w:rPr>
-          <w:bCs/>
-          <w:sz w:val="22"/>
-          <w:szCs w:val="22"/>
-          <w:lang w:val="en-US"/>
-        </w:rPr>
-        <w:t>int n)</w:t>
+        <w:t> PrimeNumberChecker(int n)</w:t>
       </w:r>
       <w:r>
         <w:rPr>
@@ -10130,23 +9363,13 @@
           <w:szCs w:val="22"/>
         </w:rPr>
       </w:pPr>
-      <w:proofErr w:type="gramStart"/>
-      <w:r>
-        <w:rPr>
-          <w:bCs/>
-          <w:sz w:val="22"/>
-          <w:szCs w:val="22"/>
-        </w:rPr>
-        <w:t>IsPrime(</w:t>
-      </w:r>
-      <w:proofErr w:type="gramEnd"/>
-      <w:r>
-        <w:rPr>
-          <w:bCs/>
-          <w:sz w:val="22"/>
-          <w:szCs w:val="22"/>
-        </w:rPr>
-        <w:t>) → возвращает true, если число простое</w:t>
+      <w:r>
+        <w:rPr>
+          <w:bCs/>
+          <w:sz w:val="22"/>
+          <w:szCs w:val="22"/>
+        </w:rPr>
+        <w:t>IsPrime() → возвращает true, если число простое</w:t>
       </w:r>
     </w:p>
     <w:p>
@@ -10161,23 +9384,14 @@
           <w:szCs w:val="22"/>
         </w:rPr>
       </w:pPr>
-      <w:proofErr w:type="gramStart"/>
-      <w:r>
-        <w:rPr>
-          <w:bCs/>
-          <w:sz w:val="22"/>
-          <w:szCs w:val="22"/>
-        </w:rPr>
-        <w:t>GetFactorization(</w:t>
-      </w:r>
-      <w:proofErr w:type="gramEnd"/>
-      <w:r>
-        <w:rPr>
-          <w:bCs/>
-          <w:sz w:val="22"/>
-          <w:szCs w:val="22"/>
-        </w:rPr>
-        <w:t>) → возвращает массив int[] со всеми простыми множителями</w:t>
+      <w:r>
+        <w:rPr>
+          <w:bCs/>
+          <w:sz w:val="22"/>
+          <w:szCs w:val="22"/>
+        </w:rPr>
+        <w:lastRenderedPageBreak/>
+        <w:t>GetFactorization() → возвращает массив int[] со всеми простыми множителями</w:t>
       </w:r>
     </w:p>
     <w:p>
@@ -10192,23 +9406,13 @@
           <w:szCs w:val="22"/>
         </w:rPr>
       </w:pPr>
-      <w:proofErr w:type="gramStart"/>
-      <w:r>
-        <w:rPr>
-          <w:bCs/>
-          <w:sz w:val="22"/>
-          <w:szCs w:val="22"/>
-        </w:rPr>
-        <w:t>GetNextPrime(</w:t>
-      </w:r>
-      <w:proofErr w:type="gramEnd"/>
-      <w:r>
-        <w:rPr>
-          <w:bCs/>
-          <w:sz w:val="22"/>
-          <w:szCs w:val="22"/>
-        </w:rPr>
-        <w:t>) → возвращает ближайшее простое число &gt; Number</w:t>
+      <w:r>
+        <w:rPr>
+          <w:bCs/>
+          <w:sz w:val="22"/>
+          <w:szCs w:val="22"/>
+        </w:rPr>
+        <w:t>GetNextPrime() → возвращает ближайшее простое число &gt; Number</w:t>
       </w:r>
     </w:p>
     <w:p>
@@ -10223,23 +9427,13 @@
           <w:szCs w:val="22"/>
         </w:rPr>
       </w:pPr>
-      <w:proofErr w:type="gramStart"/>
-      <w:r>
-        <w:rPr>
-          <w:bCs/>
-          <w:sz w:val="22"/>
-          <w:szCs w:val="22"/>
-        </w:rPr>
-        <w:t>GetDivisors(</w:t>
-      </w:r>
-      <w:proofErr w:type="gramEnd"/>
-      <w:r>
-        <w:rPr>
-          <w:bCs/>
-          <w:sz w:val="22"/>
-          <w:szCs w:val="22"/>
-        </w:rPr>
-        <w:t>) → возвращает массив int[] всех делителей числа</w:t>
+      <w:r>
+        <w:rPr>
+          <w:bCs/>
+          <w:sz w:val="22"/>
+          <w:szCs w:val="22"/>
+        </w:rPr>
+        <w:t>GetDivisors() → возвращает массив int[] всех делителей числа</w:t>
       </w:r>
     </w:p>
     <w:p>
@@ -10254,23 +9448,13 @@
           <w:szCs w:val="22"/>
         </w:rPr>
       </w:pPr>
-      <w:proofErr w:type="gramStart"/>
-      <w:r>
-        <w:rPr>
-          <w:bCs/>
-          <w:sz w:val="22"/>
-          <w:szCs w:val="22"/>
-        </w:rPr>
-        <w:t>IsCoprimeWith(</w:t>
-      </w:r>
-      <w:proofErr w:type="gramEnd"/>
-      <w:r>
-        <w:rPr>
-          <w:bCs/>
-          <w:sz w:val="22"/>
-          <w:szCs w:val="22"/>
-        </w:rPr>
-        <w:t>int other) → возвращает true, если числа взаимно простые</w:t>
+      <w:r>
+        <w:rPr>
+          <w:bCs/>
+          <w:sz w:val="22"/>
+          <w:szCs w:val="22"/>
+        </w:rPr>
+        <w:t>IsCoprimeWith(int other) → возвращает true, если числа взаимно простые</w:t>
       </w:r>
     </w:p>
     <w:p>
@@ -10288,7 +9472,7 @@
           <w:szCs w:val="22"/>
         </w:rPr>
         <w:pict>
-          <v:rect id="_x0000_i2070" style="width:0;height:.75pt" o:hralign="center" o:hrstd="t" o:hr="t" fillcolor="#a0a0a0" stroked="f"/>
+          <v:rect id="_x0000_i1032" style="width:0;height:.75pt" o:hralign="center" o:hrstd="t" o:hr="t" fillcolor="#a0a0a0" stroked="f"/>
         </w:pict>
       </w:r>
     </w:p>
@@ -10404,27 +9588,7 @@
           <w:szCs w:val="22"/>
           <w:lang w:val="en-US"/>
         </w:rPr>
-        <w:t> </w:t>
-      </w:r>
-      <w:proofErr w:type="gramStart"/>
-      <w:r>
-        <w:rPr>
-          <w:bCs/>
-          <w:sz w:val="22"/>
-          <w:szCs w:val="22"/>
-          <w:lang w:val="en-US"/>
-        </w:rPr>
-        <w:t>Fraction(</w:t>
-      </w:r>
-      <w:proofErr w:type="gramEnd"/>
-      <w:r>
-        <w:rPr>
-          <w:bCs/>
-          <w:sz w:val="22"/>
-          <w:szCs w:val="22"/>
-          <w:lang w:val="en-US"/>
-        </w:rPr>
-        <w:t>int num, int den)</w:t>
+        <w:t> Fraction(int num, int den)</w:t>
       </w:r>
       <w:r>
         <w:rPr>
@@ -10467,23 +9631,13 @@
           <w:szCs w:val="22"/>
         </w:rPr>
       </w:pPr>
-      <w:proofErr w:type="gramStart"/>
-      <w:r>
-        <w:rPr>
-          <w:bCs/>
-          <w:sz w:val="22"/>
-          <w:szCs w:val="22"/>
-        </w:rPr>
-        <w:t>GetDecimalValue(</w:t>
-      </w:r>
-      <w:proofErr w:type="gramEnd"/>
-      <w:r>
-        <w:rPr>
-          <w:bCs/>
-          <w:sz w:val="22"/>
-          <w:szCs w:val="22"/>
-        </w:rPr>
-        <w:t>) → возвращает значение дроби как double</w:t>
+      <w:r>
+        <w:rPr>
+          <w:bCs/>
+          <w:sz w:val="22"/>
+          <w:szCs w:val="22"/>
+        </w:rPr>
+        <w:t>GetDecimalValue() → возвращает значение дроби как double</w:t>
       </w:r>
     </w:p>
     <w:p>
@@ -10498,23 +9652,13 @@
           <w:szCs w:val="22"/>
         </w:rPr>
       </w:pPr>
-      <w:proofErr w:type="gramStart"/>
-      <w:r>
-        <w:rPr>
-          <w:bCs/>
-          <w:sz w:val="22"/>
-          <w:szCs w:val="22"/>
-        </w:rPr>
-        <w:t>Simplify(</w:t>
-      </w:r>
-      <w:proofErr w:type="gramEnd"/>
-      <w:r>
-        <w:rPr>
-          <w:bCs/>
-          <w:sz w:val="22"/>
-          <w:szCs w:val="22"/>
-        </w:rPr>
-        <w:t>) → изменяет текущие поля (сокращает дробь через НОД)</w:t>
+      <w:r>
+        <w:rPr>
+          <w:bCs/>
+          <w:sz w:val="22"/>
+          <w:szCs w:val="22"/>
+        </w:rPr>
+        <w:t>Simplify() → изменяет текущие поля (сокращает дробь через НОД)</w:t>
       </w:r>
     </w:p>
     <w:p>
@@ -10529,23 +9673,13 @@
           <w:szCs w:val="22"/>
         </w:rPr>
       </w:pPr>
-      <w:proofErr w:type="gramStart"/>
-      <w:r>
-        <w:rPr>
-          <w:bCs/>
-          <w:sz w:val="22"/>
-          <w:szCs w:val="22"/>
-        </w:rPr>
-        <w:t>Add(</w:t>
-      </w:r>
-      <w:proofErr w:type="gramEnd"/>
-      <w:r>
-        <w:rPr>
-          <w:bCs/>
-          <w:sz w:val="22"/>
-          <w:szCs w:val="22"/>
-        </w:rPr>
-        <w:t>Fraction other) → изменяет текущие поля (сложение дробей)</w:t>
+      <w:r>
+        <w:rPr>
+          <w:bCs/>
+          <w:sz w:val="22"/>
+          <w:szCs w:val="22"/>
+        </w:rPr>
+        <w:t>Add(Fraction other) → изменяет текущие поля (сложение дробей)</w:t>
       </w:r>
     </w:p>
     <w:p>
@@ -10560,23 +9694,13 @@
           <w:szCs w:val="22"/>
         </w:rPr>
       </w:pPr>
-      <w:proofErr w:type="gramStart"/>
-      <w:r>
-        <w:rPr>
-          <w:bCs/>
-          <w:sz w:val="22"/>
-          <w:szCs w:val="22"/>
-        </w:rPr>
-        <w:t>Multiply(</w:t>
-      </w:r>
-      <w:proofErr w:type="gramEnd"/>
-      <w:r>
-        <w:rPr>
-          <w:bCs/>
-          <w:sz w:val="22"/>
-          <w:szCs w:val="22"/>
-        </w:rPr>
-        <w:t>Fraction other) → изменяет текущие поля (произведение)</w:t>
+      <w:r>
+        <w:rPr>
+          <w:bCs/>
+          <w:sz w:val="22"/>
+          <w:szCs w:val="22"/>
+        </w:rPr>
+        <w:t>Multiply(Fraction other) → изменяет текущие поля (произведение)</w:t>
       </w:r>
     </w:p>
     <w:p>
@@ -10591,23 +9715,13 @@
           <w:szCs w:val="22"/>
         </w:rPr>
       </w:pPr>
-      <w:proofErr w:type="gramStart"/>
-      <w:r>
-        <w:rPr>
-          <w:bCs/>
-          <w:sz w:val="22"/>
-          <w:szCs w:val="22"/>
-        </w:rPr>
-        <w:t>GetMixedNumberParts(</w:t>
-      </w:r>
-      <w:proofErr w:type="gramEnd"/>
-      <w:r>
-        <w:rPr>
-          <w:bCs/>
-          <w:sz w:val="22"/>
-          <w:szCs w:val="22"/>
-        </w:rPr>
-        <w:t>) → возвращает массив int[] (целая часть, новый числитель, знаменатель)</w:t>
+      <w:r>
+        <w:rPr>
+          <w:bCs/>
+          <w:sz w:val="22"/>
+          <w:szCs w:val="22"/>
+        </w:rPr>
+        <w:t>GetMixedNumberParts() → возвращает массив int[] (целая часть, новый числитель, знаменатель)</w:t>
       </w:r>
     </w:p>
     <w:p>
@@ -10625,7 +9739,7 @@
           <w:szCs w:val="22"/>
         </w:rPr>
         <w:pict>
-          <v:rect id="_x0000_i2071" style="width:0;height:.75pt" o:hralign="center" o:hrstd="t" o:hr="t" fillcolor="#a0a0a0" stroked="f"/>
+          <v:rect id="_x0000_i1033" style="width:0;height:.75pt" o:hralign="center" o:hrstd="t" o:hr="t" fillcolor="#a0a0a0" stroked="f"/>
         </w:pict>
       </w:r>
     </w:p>
@@ -10741,27 +9855,7 @@
           <w:szCs w:val="22"/>
           <w:lang w:val="en-US"/>
         </w:rPr>
-        <w:t> Point3</w:t>
-      </w:r>
-      <w:proofErr w:type="gramStart"/>
-      <w:r>
-        <w:rPr>
-          <w:bCs/>
-          <w:sz w:val="22"/>
-          <w:szCs w:val="22"/>
-          <w:lang w:val="en-US"/>
-        </w:rPr>
-        <w:t>D(</w:t>
-      </w:r>
-      <w:proofErr w:type="gramEnd"/>
-      <w:r>
-        <w:rPr>
-          <w:bCs/>
-          <w:sz w:val="22"/>
-          <w:szCs w:val="22"/>
-          <w:lang w:val="en-US"/>
-        </w:rPr>
-        <w:t>double x, double y, double z)</w:t>
+        <w:t> Point3D(double x, double y, double z)</w:t>
       </w:r>
       <w:r>
         <w:rPr>
@@ -10804,23 +9898,13 @@
           <w:szCs w:val="22"/>
         </w:rPr>
       </w:pPr>
-      <w:proofErr w:type="gramStart"/>
-      <w:r>
-        <w:rPr>
-          <w:bCs/>
-          <w:sz w:val="22"/>
-          <w:szCs w:val="22"/>
-        </w:rPr>
-        <w:t>GetDistanceToOrigin(</w:t>
-      </w:r>
-      <w:proofErr w:type="gramEnd"/>
-      <w:r>
-        <w:rPr>
-          <w:bCs/>
-          <w:sz w:val="22"/>
-          <w:szCs w:val="22"/>
-        </w:rPr>
-        <w:t>) → возвращает расстояние до (0,0,0)</w:t>
+      <w:r>
+        <w:rPr>
+          <w:bCs/>
+          <w:sz w:val="22"/>
+          <w:szCs w:val="22"/>
+        </w:rPr>
+        <w:t>GetDistanceToOrigin() → возвращает расстояние до (0,0,0)</w:t>
       </w:r>
     </w:p>
     <w:p>
@@ -10900,23 +9984,13 @@
           <w:szCs w:val="22"/>
         </w:rPr>
       </w:pPr>
-      <w:proofErr w:type="gramStart"/>
-      <w:r>
-        <w:rPr>
-          <w:bCs/>
-          <w:sz w:val="22"/>
-          <w:szCs w:val="22"/>
-        </w:rPr>
-        <w:t>GetDistanceTo(</w:t>
-      </w:r>
-      <w:proofErr w:type="gramEnd"/>
-      <w:r>
-        <w:rPr>
-          <w:bCs/>
-          <w:sz w:val="22"/>
-          <w:szCs w:val="22"/>
-        </w:rPr>
-        <w:t>Point3D other) → возвращает расстояние до другой точки</w:t>
+      <w:r>
+        <w:rPr>
+          <w:bCs/>
+          <w:sz w:val="22"/>
+          <w:szCs w:val="22"/>
+        </w:rPr>
+        <w:t>GetDistanceTo(Point3D other) → возвращает расстояние до другой точки</w:t>
       </w:r>
     </w:p>
     <w:p>
@@ -10931,23 +10005,13 @@
           <w:szCs w:val="22"/>
         </w:rPr>
       </w:pPr>
-      <w:proofErr w:type="gramStart"/>
-      <w:r>
-        <w:rPr>
-          <w:bCs/>
-          <w:sz w:val="22"/>
-          <w:szCs w:val="22"/>
-        </w:rPr>
-        <w:t>GetProjectionXY(</w:t>
-      </w:r>
-      <w:proofErr w:type="gramEnd"/>
-      <w:r>
-        <w:rPr>
-          <w:bCs/>
-          <w:sz w:val="22"/>
-          <w:szCs w:val="22"/>
-        </w:rPr>
-        <w:t>) → возвращает массив double[] с координатами (x, y)</w:t>
+      <w:r>
+        <w:rPr>
+          <w:bCs/>
+          <w:sz w:val="22"/>
+          <w:szCs w:val="22"/>
+        </w:rPr>
+        <w:t>GetProjectionXY() → возвращает массив double[] с координатами (x, y)</w:t>
       </w:r>
     </w:p>
     <w:p>
@@ -10970,6 +10034,7 @@
           <w:szCs w:val="22"/>
           <w:lang w:val="en-US"/>
         </w:rPr>
+        <w:lastRenderedPageBreak/>
         <w:t xml:space="preserve">ScaleFromOrigin(double factor) → </w:t>
       </w:r>
       <w:r>
@@ -11047,7 +10112,7 @@
           <w:szCs w:val="22"/>
         </w:rPr>
         <w:pict>
-          <v:rect id="_x0000_i2072" style="width:0;height:.75pt" o:hralign="center" o:hrstd="t" o:hr="t" fillcolor="#a0a0a0" stroked="f"/>
+          <v:rect id="_x0000_i1034" style="width:0;height:.75pt" o:hralign="center" o:hrstd="t" o:hr="t" fillcolor="#a0a0a0" stroked="f"/>
         </w:pict>
       </w:r>
     </w:p>
@@ -11159,27 +10224,7 @@
           <w:szCs w:val="22"/>
           <w:lang w:val="en-US"/>
         </w:rPr>
-        <w:t> </w:t>
-      </w:r>
-      <w:proofErr w:type="gramStart"/>
-      <w:r>
-        <w:rPr>
-          <w:bCs/>
-          <w:sz w:val="22"/>
-          <w:szCs w:val="22"/>
-          <w:lang w:val="en-US"/>
-        </w:rPr>
-        <w:t>Polynomial(</w:t>
-      </w:r>
-      <w:proofErr w:type="gramEnd"/>
-      <w:r>
-        <w:rPr>
-          <w:bCs/>
-          <w:sz w:val="22"/>
-          <w:szCs w:val="22"/>
-          <w:lang w:val="en-US"/>
-        </w:rPr>
-        <w:t>double a, double b, double c)</w:t>
+        <w:t> Polynomial(double a, double b, double c)</w:t>
       </w:r>
       <w:r>
         <w:rPr>
@@ -11222,23 +10267,13 @@
           <w:szCs w:val="22"/>
         </w:rPr>
       </w:pPr>
-      <w:proofErr w:type="gramStart"/>
-      <w:r>
-        <w:rPr>
-          <w:bCs/>
-          <w:sz w:val="22"/>
-          <w:szCs w:val="22"/>
-        </w:rPr>
-        <w:t>Evaluate(</w:t>
-      </w:r>
-      <w:proofErr w:type="gramEnd"/>
-      <w:r>
-        <w:rPr>
-          <w:bCs/>
-          <w:sz w:val="22"/>
-          <w:szCs w:val="22"/>
-        </w:rPr>
-        <w:t>double x) → возвращает значение ax² + bx + c в точке x</w:t>
+      <w:r>
+        <w:rPr>
+          <w:bCs/>
+          <w:sz w:val="22"/>
+          <w:szCs w:val="22"/>
+        </w:rPr>
+        <w:t>Evaluate(double x) → возвращает значение ax² + bx + c в точке x</w:t>
       </w:r>
     </w:p>
     <w:p>
@@ -11253,23 +10288,13 @@
           <w:szCs w:val="22"/>
         </w:rPr>
       </w:pPr>
-      <w:proofErr w:type="gramStart"/>
-      <w:r>
-        <w:rPr>
-          <w:bCs/>
-          <w:sz w:val="22"/>
-          <w:szCs w:val="22"/>
-        </w:rPr>
-        <w:t>GetDerivativeCoefficients(</w:t>
-      </w:r>
-      <w:proofErr w:type="gramEnd"/>
-      <w:r>
-        <w:rPr>
-          <w:bCs/>
-          <w:sz w:val="22"/>
-          <w:szCs w:val="22"/>
-        </w:rPr>
-        <w:t>) → возвращает массив double[] (коэффициенты 2a и b)</w:t>
+      <w:r>
+        <w:rPr>
+          <w:bCs/>
+          <w:sz w:val="22"/>
+          <w:szCs w:val="22"/>
+        </w:rPr>
+        <w:t>GetDerivativeCoefficients() → возвращает массив double[] (коэффициенты 2a и b)</w:t>
       </w:r>
     </w:p>
     <w:p>
@@ -11284,23 +10309,13 @@
           <w:szCs w:val="22"/>
         </w:rPr>
       </w:pPr>
-      <w:proofErr w:type="gramStart"/>
-      <w:r>
-        <w:rPr>
-          <w:bCs/>
-          <w:sz w:val="22"/>
-          <w:szCs w:val="22"/>
-        </w:rPr>
-        <w:t>Add(</w:t>
-      </w:r>
-      <w:proofErr w:type="gramEnd"/>
-      <w:r>
-        <w:rPr>
-          <w:bCs/>
-          <w:sz w:val="22"/>
-          <w:szCs w:val="22"/>
-        </w:rPr>
-        <w:t>double a2, double b2, double c2) → изменяет текущие коэффициенты (сложение многочленов)</w:t>
+      <w:r>
+        <w:rPr>
+          <w:bCs/>
+          <w:sz w:val="22"/>
+          <w:szCs w:val="22"/>
+        </w:rPr>
+        <w:t>Add(double a2, double b2, double c2) → изменяет текущие коэффициенты (сложение многочленов)</w:t>
       </w:r>
     </w:p>
     <w:p>
@@ -11406,23 +10421,13 @@
           <w:szCs w:val="22"/>
         </w:rPr>
       </w:pPr>
-      <w:proofErr w:type="gramStart"/>
-      <w:r>
-        <w:rPr>
-          <w:bCs/>
-          <w:sz w:val="22"/>
-          <w:szCs w:val="22"/>
-        </w:rPr>
-        <w:t>Scale(</w:t>
-      </w:r>
-      <w:proofErr w:type="gramEnd"/>
-      <w:r>
-        <w:rPr>
-          <w:bCs/>
-          <w:sz w:val="22"/>
-          <w:szCs w:val="22"/>
-        </w:rPr>
-        <w:t>double factor) → умножает все коэффициенты на число</w:t>
+      <w:r>
+        <w:rPr>
+          <w:bCs/>
+          <w:sz w:val="22"/>
+          <w:szCs w:val="22"/>
+        </w:rPr>
+        <w:t>Scale(double factor) → умножает все коэффициенты на число</w:t>
       </w:r>
     </w:p>
     <w:p>
@@ -11440,7 +10445,7 @@
           <w:szCs w:val="22"/>
         </w:rPr>
         <w:pict>
-          <v:rect id="_x0000_i2073" style="width:0;height:.75pt" o:hralign="center" o:hrstd="t" o:hr="t" fillcolor="#a0a0a0" stroked="f"/>
+          <v:rect id="_x0000_i1035" style="width:0;height:.75pt" o:hralign="center" o:hrstd="t" o:hr="t" fillcolor="#a0a0a0" stroked="f"/>
         </w:pict>
       </w:r>
     </w:p>
@@ -11556,27 +10561,7 @@
           <w:szCs w:val="22"/>
           <w:lang w:val="en-US"/>
         </w:rPr>
-        <w:t> </w:t>
-      </w:r>
-      <w:proofErr w:type="gramStart"/>
-      <w:r>
-        <w:rPr>
-          <w:bCs/>
-          <w:sz w:val="22"/>
-          <w:szCs w:val="22"/>
-          <w:lang w:val="en-US"/>
-        </w:rPr>
-        <w:t>BMICalculator(</w:t>
-      </w:r>
-      <w:proofErr w:type="gramEnd"/>
-      <w:r>
-        <w:rPr>
-          <w:bCs/>
-          <w:sz w:val="22"/>
-          <w:szCs w:val="22"/>
-          <w:lang w:val="en-US"/>
-        </w:rPr>
-        <w:t>double weight, double height)</w:t>
+        <w:t> BMICalculator(double weight, double height)</w:t>
       </w:r>
       <w:r>
         <w:rPr>
@@ -11619,23 +10604,13 @@
           <w:szCs w:val="22"/>
         </w:rPr>
       </w:pPr>
-      <w:proofErr w:type="gramStart"/>
-      <w:r>
-        <w:rPr>
-          <w:bCs/>
-          <w:sz w:val="22"/>
-          <w:szCs w:val="22"/>
-        </w:rPr>
-        <w:t>GetBMI(</w:t>
-      </w:r>
-      <w:proofErr w:type="gramEnd"/>
-      <w:r>
-        <w:rPr>
-          <w:bCs/>
-          <w:sz w:val="22"/>
-          <w:szCs w:val="22"/>
-        </w:rPr>
-        <w:t>) → возвращает индекс массы тела: Weight / (Height/100)²</w:t>
+      <w:r>
+        <w:rPr>
+          <w:bCs/>
+          <w:sz w:val="22"/>
+          <w:szCs w:val="22"/>
+        </w:rPr>
+        <w:t>GetBMI() → возвращает индекс массы тела: Weight / (Height/100)²</w:t>
       </w:r>
     </w:p>
     <w:p>
@@ -11650,23 +10625,13 @@
           <w:szCs w:val="22"/>
         </w:rPr>
       </w:pPr>
-      <w:proofErr w:type="gramStart"/>
-      <w:r>
-        <w:rPr>
-          <w:bCs/>
-          <w:sz w:val="22"/>
-          <w:szCs w:val="22"/>
-        </w:rPr>
-        <w:t>GetIdealWeight(</w:t>
-      </w:r>
-      <w:proofErr w:type="gramEnd"/>
-      <w:r>
-        <w:rPr>
-          <w:bCs/>
-          <w:sz w:val="22"/>
-          <w:szCs w:val="22"/>
-        </w:rPr>
-        <w:t>) → возвращает идеальный вес для данного роста</w:t>
+      <w:r>
+        <w:rPr>
+          <w:bCs/>
+          <w:sz w:val="22"/>
+          <w:szCs w:val="22"/>
+        </w:rPr>
+        <w:t>GetIdealWeight() → возвращает идеальный вес для данного роста</w:t>
       </w:r>
     </w:p>
     <w:p>
@@ -11681,23 +10646,13 @@
           <w:szCs w:val="22"/>
         </w:rPr>
       </w:pPr>
-      <w:proofErr w:type="gramStart"/>
-      <w:r>
-        <w:rPr>
-          <w:bCs/>
-          <w:sz w:val="22"/>
-          <w:szCs w:val="22"/>
-        </w:rPr>
-        <w:t>GetWeightDifference(</w:t>
-      </w:r>
-      <w:proofErr w:type="gramEnd"/>
-      <w:r>
-        <w:rPr>
-          <w:bCs/>
-          <w:sz w:val="22"/>
-          <w:szCs w:val="22"/>
-        </w:rPr>
-        <w:t>) → возвращает разницу между текущим и идеальным весом</w:t>
+      <w:r>
+        <w:rPr>
+          <w:bCs/>
+          <w:sz w:val="22"/>
+          <w:szCs w:val="22"/>
+        </w:rPr>
+        <w:t>GetWeightDifference() → возвращает разницу между текущим и идеальным весом</w:t>
       </w:r>
     </w:p>
     <w:p>
@@ -11712,23 +10667,13 @@
           <w:szCs w:val="22"/>
         </w:rPr>
       </w:pPr>
-      <w:proofErr w:type="gramStart"/>
-      <w:r>
-        <w:rPr>
-          <w:bCs/>
-          <w:sz w:val="22"/>
-          <w:szCs w:val="22"/>
-        </w:rPr>
-        <w:t>GetCategoryCode(</w:t>
-      </w:r>
-      <w:proofErr w:type="gramEnd"/>
-      <w:r>
-        <w:rPr>
-          <w:bCs/>
-          <w:sz w:val="22"/>
-          <w:szCs w:val="22"/>
-        </w:rPr>
-        <w:t>) → возвращает int (0 — дефицит, 1 — норма, 2 — избыток, 3 — ожирение)</w:t>
+      <w:r>
+        <w:rPr>
+          <w:bCs/>
+          <w:sz w:val="22"/>
+          <w:szCs w:val="22"/>
+        </w:rPr>
+        <w:t>GetCategoryCode() → возвращает int (0 — дефицит, 1 — норма, 2 — избыток, 3 — ожирение)</w:t>
       </w:r>
     </w:p>
     <w:p>
@@ -11811,7 +10756,7 @@
           <w:szCs w:val="22"/>
         </w:rPr>
         <w:pict>
-          <v:rect id="_x0000_i2074" style="width:0;height:.75pt" o:hralign="center" o:hrstd="t" o:hr="t" fillcolor="#a0a0a0" stroked="f"/>
+          <v:rect id="_x0000_i1036" style="width:0;height:.75pt" o:hralign="center" o:hrstd="t" o:hr="t" fillcolor="#a0a0a0" stroked="f"/>
         </w:pict>
       </w:r>
     </w:p>
@@ -11857,16 +10802,7 @@
           <w:sz w:val="22"/>
           <w:szCs w:val="22"/>
         </w:rPr>
-        <w:t> Elements (двумерный массив 3×</w:t>
-      </w:r>
-      <w:proofErr w:type="gramStart"/>
-      <w:r>
-        <w:rPr>
-          <w:bCs/>
-          <w:sz w:val="22"/>
-          <w:szCs w:val="22"/>
-        </w:rPr>
-        <w:t>3)</w:t>
+        <w:t> Elements (двумерный массив 3×3)</w:t>
       </w:r>
       <w:r>
         <w:rPr>
@@ -11883,17 +10819,7 @@
           <w:sz w:val="22"/>
           <w:szCs w:val="22"/>
         </w:rPr>
-        <w:t>Конструктор</w:t>
-      </w:r>
-      <w:proofErr w:type="gramEnd"/>
-      <w:r>
-        <w:rPr>
-          <w:b/>
-          <w:bCs/>
-          <w:sz w:val="22"/>
-          <w:szCs w:val="22"/>
-        </w:rPr>
-        <w:t>:</w:t>
+        <w:t>Конструктор:</w:t>
       </w:r>
       <w:r>
         <w:rPr>
@@ -11933,23 +10859,14 @@
           <w:szCs w:val="22"/>
         </w:rPr>
       </w:pPr>
-      <w:proofErr w:type="gramStart"/>
-      <w:r>
-        <w:rPr>
-          <w:bCs/>
-          <w:sz w:val="22"/>
-          <w:szCs w:val="22"/>
-        </w:rPr>
-        <w:t>GetDeterminant(</w:t>
-      </w:r>
-      <w:proofErr w:type="gramEnd"/>
-      <w:r>
-        <w:rPr>
-          <w:bCs/>
-          <w:sz w:val="22"/>
-          <w:szCs w:val="22"/>
-        </w:rPr>
-        <w:t>) → возвращает определитель по правилу Саррюса</w:t>
+      <w:r>
+        <w:rPr>
+          <w:bCs/>
+          <w:sz w:val="22"/>
+          <w:szCs w:val="22"/>
+        </w:rPr>
+        <w:lastRenderedPageBreak/>
+        <w:t>GetDeterminant() → возвращает определитель по правилу Саррюса</w:t>
       </w:r>
     </w:p>
     <w:p>
@@ -11964,23 +10881,13 @@
           <w:szCs w:val="22"/>
         </w:rPr>
       </w:pPr>
-      <w:proofErr w:type="gramStart"/>
-      <w:r>
-        <w:rPr>
-          <w:bCs/>
-          <w:sz w:val="22"/>
-          <w:szCs w:val="22"/>
-        </w:rPr>
-        <w:t>GetMainDiagonalSum(</w:t>
-      </w:r>
-      <w:proofErr w:type="gramEnd"/>
-      <w:r>
-        <w:rPr>
-          <w:bCs/>
-          <w:sz w:val="22"/>
-          <w:szCs w:val="22"/>
-        </w:rPr>
-        <w:t>) → возвращает сумму элементов главной диагонали</w:t>
+      <w:r>
+        <w:rPr>
+          <w:bCs/>
+          <w:sz w:val="22"/>
+          <w:szCs w:val="22"/>
+        </w:rPr>
+        <w:t>GetMainDiagonalSum() → возвращает сумму элементов главной диагонали</w:t>
       </w:r>
     </w:p>
     <w:p>
@@ -12001,25 +10908,7 @@
           <w:sz w:val="22"/>
           <w:szCs w:val="22"/>
         </w:rPr>
-        <w:t>MultiplyByVector(</w:t>
-      </w:r>
-      <w:proofErr w:type="gramStart"/>
-      <w:r>
-        <w:rPr>
-          <w:bCs/>
-          <w:sz w:val="22"/>
-          <w:szCs w:val="22"/>
-        </w:rPr>
-        <w:t>double[</w:t>
-      </w:r>
-      <w:proofErr w:type="gramEnd"/>
-      <w:r>
-        <w:rPr>
-          <w:bCs/>
-          <w:sz w:val="22"/>
-          <w:szCs w:val="22"/>
-        </w:rPr>
-        <w:t>] vector) → возвращает массив double[] (результат умножения)</w:t>
+        <w:t>MultiplyByVector(double[] vector) → возвращает массив double[] (результат умножения)</w:t>
       </w:r>
     </w:p>
     <w:p>
@@ -12034,23 +10923,13 @@
           <w:szCs w:val="22"/>
         </w:rPr>
       </w:pPr>
-      <w:proofErr w:type="gramStart"/>
-      <w:r>
-        <w:rPr>
-          <w:bCs/>
-          <w:sz w:val="22"/>
-          <w:szCs w:val="22"/>
-        </w:rPr>
-        <w:t>GetMinElement(</w:t>
-      </w:r>
-      <w:proofErr w:type="gramEnd"/>
-      <w:r>
-        <w:rPr>
-          <w:bCs/>
-          <w:sz w:val="22"/>
-          <w:szCs w:val="22"/>
-        </w:rPr>
-        <w:t>) → возвращает минимальное значение в матрице</w:t>
+      <w:r>
+        <w:rPr>
+          <w:bCs/>
+          <w:sz w:val="22"/>
+          <w:szCs w:val="22"/>
+        </w:rPr>
+        <w:t>GetMinElement() → возвращает минимальное значение в матрице</w:t>
       </w:r>
     </w:p>
     <w:p>
@@ -12065,23 +10944,13 @@
           <w:szCs w:val="22"/>
         </w:rPr>
       </w:pPr>
-      <w:proofErr w:type="gramStart"/>
-      <w:r>
-        <w:rPr>
-          <w:bCs/>
-          <w:sz w:val="22"/>
-          <w:szCs w:val="22"/>
-        </w:rPr>
-        <w:t>GetTransposedArray(</w:t>
-      </w:r>
-      <w:proofErr w:type="gramEnd"/>
-      <w:r>
-        <w:rPr>
-          <w:bCs/>
-          <w:sz w:val="22"/>
-          <w:szCs w:val="22"/>
-        </w:rPr>
-        <w:t>) → возвращает новый двумерный массив double[,] (транспонированный)</w:t>
+      <w:r>
+        <w:rPr>
+          <w:bCs/>
+          <w:sz w:val="22"/>
+          <w:szCs w:val="22"/>
+        </w:rPr>
+        <w:t>GetTransposedArray() → возвращает новый двумерный массив double[,] (транспонированный)</w:t>
       </w:r>
     </w:p>
     <w:p>
@@ -12099,7 +10968,7 @@
           <w:szCs w:val="22"/>
         </w:rPr>
         <w:pict>
-          <v:rect id="_x0000_i2075" style="width:0;height:.75pt" o:hralign="center" o:hrstd="t" o:hr="t" fillcolor="#a0a0a0" stroked="f"/>
+          <v:rect id="_x0000_i1037" style="width:0;height:.75pt" o:hralign="center" o:hrstd="t" o:hr="t" fillcolor="#a0a0a0" stroked="f"/>
         </w:pict>
       </w:r>
     </w:p>
@@ -12215,27 +11084,7 @@
           <w:szCs w:val="22"/>
           <w:lang w:val="en-US"/>
         </w:rPr>
-        <w:t> Vector3</w:t>
-      </w:r>
-      <w:proofErr w:type="gramStart"/>
-      <w:r>
-        <w:rPr>
-          <w:bCs/>
-          <w:sz w:val="22"/>
-          <w:szCs w:val="22"/>
-          <w:lang w:val="en-US"/>
-        </w:rPr>
-        <w:t>D(</w:t>
-      </w:r>
-      <w:proofErr w:type="gramEnd"/>
-      <w:r>
-        <w:rPr>
-          <w:bCs/>
-          <w:sz w:val="22"/>
-          <w:szCs w:val="22"/>
-          <w:lang w:val="en-US"/>
-        </w:rPr>
-        <w:t>double x, double y, double z)</w:t>
+        <w:t> Vector3D(double x, double y, double z)</w:t>
       </w:r>
       <w:r>
         <w:rPr>
@@ -12318,23 +11167,13 @@
           <w:szCs w:val="22"/>
         </w:rPr>
       </w:pPr>
-      <w:proofErr w:type="gramStart"/>
-      <w:r>
-        <w:rPr>
-          <w:bCs/>
-          <w:sz w:val="22"/>
-          <w:szCs w:val="22"/>
-        </w:rPr>
-        <w:t>GetDotProduct(</w:t>
-      </w:r>
-      <w:proofErr w:type="gramEnd"/>
-      <w:r>
-        <w:rPr>
-          <w:bCs/>
-          <w:sz w:val="22"/>
-          <w:szCs w:val="22"/>
-        </w:rPr>
-        <w:t>Vector3D other) → возвращает скалярное произведение</w:t>
+      <w:r>
+        <w:rPr>
+          <w:bCs/>
+          <w:sz w:val="22"/>
+          <w:szCs w:val="22"/>
+        </w:rPr>
+        <w:t>GetDotProduct(Vector3D other) → возвращает скалярное произведение</w:t>
       </w:r>
     </w:p>
     <w:p>
@@ -12349,23 +11188,13 @@
           <w:szCs w:val="22"/>
         </w:rPr>
       </w:pPr>
-      <w:proofErr w:type="gramStart"/>
-      <w:r>
-        <w:rPr>
-          <w:bCs/>
-          <w:sz w:val="22"/>
-          <w:szCs w:val="22"/>
-        </w:rPr>
-        <w:t>GetCrossProductCoordinates(</w:t>
-      </w:r>
-      <w:proofErr w:type="gramEnd"/>
-      <w:r>
-        <w:rPr>
-          <w:bCs/>
-          <w:sz w:val="22"/>
-          <w:szCs w:val="22"/>
-        </w:rPr>
-        <w:t>Vector3D other) → возвращает массив double[] (координаты нового вектора)</w:t>
+      <w:r>
+        <w:rPr>
+          <w:bCs/>
+          <w:sz w:val="22"/>
+          <w:szCs w:val="22"/>
+        </w:rPr>
+        <w:t>GetCrossProductCoordinates(Vector3D other) → возвращает массив double[] (координаты нового вектора)</w:t>
       </w:r>
     </w:p>
     <w:p>
@@ -12380,23 +11209,13 @@
           <w:szCs w:val="22"/>
         </w:rPr>
       </w:pPr>
-      <w:proofErr w:type="gramStart"/>
-      <w:r>
-        <w:rPr>
-          <w:bCs/>
-          <w:sz w:val="22"/>
-          <w:szCs w:val="22"/>
-        </w:rPr>
-        <w:t>Normalize(</w:t>
-      </w:r>
-      <w:proofErr w:type="gramEnd"/>
-      <w:r>
-        <w:rPr>
-          <w:bCs/>
-          <w:sz w:val="22"/>
-          <w:szCs w:val="22"/>
-        </w:rPr>
-        <w:t>) → изменяет текущие X, Y, Z (делает длину вектора равной 1)</w:t>
+      <w:r>
+        <w:rPr>
+          <w:bCs/>
+          <w:sz w:val="22"/>
+          <w:szCs w:val="22"/>
+        </w:rPr>
+        <w:t>Normalize() → изменяет текущие X, Y, Z (делает длину вектора равной 1)</w:t>
       </w:r>
     </w:p>
     <w:p>
@@ -12411,23 +11230,13 @@
           <w:szCs w:val="22"/>
         </w:rPr>
       </w:pPr>
-      <w:proofErr w:type="gramStart"/>
-      <w:r>
-        <w:rPr>
-          <w:bCs/>
-          <w:sz w:val="22"/>
-          <w:szCs w:val="22"/>
-        </w:rPr>
-        <w:t>GetCosAngle(</w:t>
-      </w:r>
-      <w:proofErr w:type="gramEnd"/>
-      <w:r>
-        <w:rPr>
-          <w:bCs/>
-          <w:sz w:val="22"/>
-          <w:szCs w:val="22"/>
-        </w:rPr>
-        <w:t>Vector3D other) → возвращает косинус угла между векторами</w:t>
+      <w:r>
+        <w:rPr>
+          <w:bCs/>
+          <w:sz w:val="22"/>
+          <w:szCs w:val="22"/>
+        </w:rPr>
+        <w:t>GetCosAngle(Vector3D other) → возвращает косинус угла между векторами</w:t>
       </w:r>
     </w:p>
     <w:p>
@@ -12445,7 +11254,7 @@
           <w:szCs w:val="22"/>
         </w:rPr>
         <w:pict>
-          <v:rect id="_x0000_i2076" style="width:0;height:.75pt" o:hralign="center" o:hrstd="t" o:hr="t" fillcolor="#a0a0a0" stroked="f"/>
+          <v:rect id="_x0000_i1038" style="width:0;height:.75pt" o:hralign="center" o:hrstd="t" o:hr="t" fillcolor="#a0a0a0" stroked="f"/>
         </w:pict>
       </w:r>
     </w:p>
@@ -12561,27 +11370,7 @@
           <w:szCs w:val="22"/>
           <w:lang w:val="en-US"/>
         </w:rPr>
-        <w:t> </w:t>
-      </w:r>
-      <w:proofErr w:type="gramStart"/>
-      <w:r>
-        <w:rPr>
-          <w:bCs/>
-          <w:sz w:val="22"/>
-          <w:szCs w:val="22"/>
-          <w:lang w:val="en-US"/>
-        </w:rPr>
-        <w:t>ProjectileMotion(</w:t>
-      </w:r>
-      <w:proofErr w:type="gramEnd"/>
-      <w:r>
-        <w:rPr>
-          <w:bCs/>
-          <w:sz w:val="22"/>
-          <w:szCs w:val="22"/>
-          <w:lang w:val="en-US"/>
-        </w:rPr>
-        <w:t>double v, double a, double g)</w:t>
+        <w:t> ProjectileMotion(double v, double a, double g)</w:t>
       </w:r>
       <w:r>
         <w:rPr>
@@ -12624,23 +11413,13 @@
           <w:szCs w:val="22"/>
         </w:rPr>
       </w:pPr>
-      <w:proofErr w:type="gramStart"/>
-      <w:r>
-        <w:rPr>
-          <w:bCs/>
-          <w:sz w:val="22"/>
-          <w:szCs w:val="22"/>
-        </w:rPr>
-        <w:t>GetMaxHeight(</w:t>
-      </w:r>
-      <w:proofErr w:type="gramEnd"/>
-      <w:r>
-        <w:rPr>
-          <w:bCs/>
-          <w:sz w:val="22"/>
-          <w:szCs w:val="22"/>
-        </w:rPr>
-        <w:t>) → возвращает максимальную высоту подъёма</w:t>
+      <w:r>
+        <w:rPr>
+          <w:bCs/>
+          <w:sz w:val="22"/>
+          <w:szCs w:val="22"/>
+        </w:rPr>
+        <w:t>GetMaxHeight() → возвращает максимальную высоту подъёма</w:t>
       </w:r>
     </w:p>
     <w:p>
@@ -12655,23 +11434,13 @@
           <w:szCs w:val="22"/>
         </w:rPr>
       </w:pPr>
-      <w:proofErr w:type="gramStart"/>
-      <w:r>
-        <w:rPr>
-          <w:bCs/>
-          <w:sz w:val="22"/>
-          <w:szCs w:val="22"/>
-        </w:rPr>
-        <w:t>GetTotalRange(</w:t>
-      </w:r>
-      <w:proofErr w:type="gramEnd"/>
-      <w:r>
-        <w:rPr>
-          <w:bCs/>
-          <w:sz w:val="22"/>
-          <w:szCs w:val="22"/>
-        </w:rPr>
-        <w:t>) → возвращает максимальную дальность полёта</w:t>
+      <w:r>
+        <w:rPr>
+          <w:bCs/>
+          <w:sz w:val="22"/>
+          <w:szCs w:val="22"/>
+        </w:rPr>
+        <w:t>GetTotalRange() → возвращает максимальную дальность полёта</w:t>
       </w:r>
     </w:p>
     <w:p>
@@ -12686,23 +11455,13 @@
           <w:szCs w:val="22"/>
         </w:rPr>
       </w:pPr>
-      <w:proofErr w:type="gramStart"/>
-      <w:r>
-        <w:rPr>
-          <w:bCs/>
-          <w:sz w:val="22"/>
-          <w:szCs w:val="22"/>
-        </w:rPr>
-        <w:t>GetFlightTime(</w:t>
-      </w:r>
-      <w:proofErr w:type="gramEnd"/>
-      <w:r>
-        <w:rPr>
-          <w:bCs/>
-          <w:sz w:val="22"/>
-          <w:szCs w:val="22"/>
-        </w:rPr>
-        <w:t>) → возвращает полное время полёта</w:t>
+      <w:r>
+        <w:rPr>
+          <w:bCs/>
+          <w:sz w:val="22"/>
+          <w:szCs w:val="22"/>
+        </w:rPr>
+        <w:t>GetFlightTime() → возвращает полное время полёта</w:t>
       </w:r>
     </w:p>
     <w:p>
@@ -12717,23 +11476,13 @@
           <w:szCs w:val="22"/>
         </w:rPr>
       </w:pPr>
-      <w:proofErr w:type="gramStart"/>
-      <w:r>
-        <w:rPr>
-          <w:bCs/>
-          <w:sz w:val="22"/>
-          <w:szCs w:val="22"/>
-        </w:rPr>
-        <w:t>GetPositionAtTime(</w:t>
-      </w:r>
-      <w:proofErr w:type="gramEnd"/>
-      <w:r>
-        <w:rPr>
-          <w:bCs/>
-          <w:sz w:val="22"/>
-          <w:szCs w:val="22"/>
-        </w:rPr>
-        <w:t>double t) → возвращает массив double[] (координаты X и Y в момент t)</w:t>
+      <w:r>
+        <w:rPr>
+          <w:bCs/>
+          <w:sz w:val="22"/>
+          <w:szCs w:val="22"/>
+        </w:rPr>
+        <w:t>GetPositionAtTime(double t) → возвращает массив double[] (координаты X и Y в момент t)</w:t>
       </w:r>
     </w:p>
     <w:p>
@@ -12748,23 +11497,14 @@
           <w:szCs w:val="22"/>
         </w:rPr>
       </w:pPr>
-      <w:proofErr w:type="gramStart"/>
-      <w:r>
-        <w:rPr>
-          <w:bCs/>
-          <w:sz w:val="22"/>
-          <w:szCs w:val="22"/>
-        </w:rPr>
-        <w:t>GetVelocityAtTime(</w:t>
-      </w:r>
-      <w:proofErr w:type="gramEnd"/>
-      <w:r>
-        <w:rPr>
-          <w:bCs/>
-          <w:sz w:val="22"/>
-          <w:szCs w:val="22"/>
-        </w:rPr>
-        <w:t>double t) → возвращает массив double[] (скорость по X и Y в момент t)</w:t>
+      <w:r>
+        <w:rPr>
+          <w:bCs/>
+          <w:sz w:val="22"/>
+          <w:szCs w:val="22"/>
+        </w:rPr>
+        <w:lastRenderedPageBreak/>
+        <w:t>GetVelocityAtTime(double t) → возвращает массив double[] (скорость по X и Y в момент t)</w:t>
       </w:r>
     </w:p>
     <w:p>
@@ -12782,7 +11522,7 @@
           <w:szCs w:val="22"/>
         </w:rPr>
         <w:pict>
-          <v:rect id="_x0000_i2077" style="width:0;height:.75pt" o:hralign="center" o:hrstd="t" o:hr="t" fillcolor="#a0a0a0" stroked="f"/>
+          <v:rect id="_x0000_i1039" style="width:0;height:.75pt" o:hralign="center" o:hrstd="t" o:hr="t" fillcolor="#a0a0a0" stroked="f"/>
         </w:pict>
       </w:r>
     </w:p>
@@ -12898,27 +11638,7 @@
           <w:szCs w:val="22"/>
           <w:lang w:val="en-US"/>
         </w:rPr>
-        <w:t> </w:t>
-      </w:r>
-      <w:proofErr w:type="gramStart"/>
-      <w:r>
-        <w:rPr>
-          <w:bCs/>
-          <w:sz w:val="22"/>
-          <w:szCs w:val="22"/>
-          <w:lang w:val="en-US"/>
-        </w:rPr>
-        <w:t>Resistor(</w:t>
-      </w:r>
-      <w:proofErr w:type="gramEnd"/>
-      <w:r>
-        <w:rPr>
-          <w:bCs/>
-          <w:sz w:val="22"/>
-          <w:szCs w:val="22"/>
-          <w:lang w:val="en-US"/>
-        </w:rPr>
-        <w:t>double r, double maxP)</w:t>
+        <w:t> Resistor(double r, double maxP)</w:t>
       </w:r>
       <w:r>
         <w:rPr>
@@ -13200,23 +11920,13 @@
           <w:szCs w:val="22"/>
         </w:rPr>
       </w:pPr>
-      <w:proofErr w:type="gramStart"/>
-      <w:r>
-        <w:rPr>
-          <w:bCs/>
-          <w:sz w:val="22"/>
-          <w:szCs w:val="22"/>
-        </w:rPr>
-        <w:t>GetSeriesResistance(</w:t>
-      </w:r>
-      <w:proofErr w:type="gramEnd"/>
-      <w:r>
-        <w:rPr>
-          <w:bCs/>
-          <w:sz w:val="22"/>
-          <w:szCs w:val="22"/>
-        </w:rPr>
-        <w:t>double otherR) → возвращает общее сопротивление при последовательном соединении</w:t>
+      <w:r>
+        <w:rPr>
+          <w:bCs/>
+          <w:sz w:val="22"/>
+          <w:szCs w:val="22"/>
+        </w:rPr>
+        <w:t>GetSeriesResistance(double otherR) → возвращает общее сопротивление при последовательном соединении</w:t>
       </w:r>
     </w:p>
     <w:p>
@@ -13231,23 +11941,13 @@
           <w:szCs w:val="22"/>
         </w:rPr>
       </w:pPr>
-      <w:proofErr w:type="gramStart"/>
-      <w:r>
-        <w:rPr>
-          <w:bCs/>
-          <w:sz w:val="22"/>
-          <w:szCs w:val="22"/>
-        </w:rPr>
-        <w:t>GetParallelResistance(</w:t>
-      </w:r>
-      <w:proofErr w:type="gramEnd"/>
-      <w:r>
-        <w:rPr>
-          <w:bCs/>
-          <w:sz w:val="22"/>
-          <w:szCs w:val="22"/>
-        </w:rPr>
-        <w:t>double otherR) → возвращает общее сопротивление при параллельном соединении</w:t>
+      <w:r>
+        <w:rPr>
+          <w:bCs/>
+          <w:sz w:val="22"/>
+          <w:szCs w:val="22"/>
+        </w:rPr>
+        <w:t>GetParallelResistance(double otherR) → возвращает общее сопротивление при параллельном соединении</w:t>
       </w:r>
     </w:p>
     <w:p>
@@ -13265,7 +11965,7 @@
           <w:szCs w:val="22"/>
         </w:rPr>
         <w:pict>
-          <v:rect id="_x0000_i2078" style="width:0;height:.75pt" o:hralign="center" o:hrstd="t" o:hr="t" fillcolor="#a0a0a0" stroked="f"/>
+          <v:rect id="_x0000_i1040" style="width:0;height:.75pt" o:hralign="center" o:hrstd="t" o:hr="t" fillcolor="#a0a0a0" stroked="f"/>
         </w:pict>
       </w:r>
     </w:p>
@@ -13381,27 +12081,7 @@
           <w:szCs w:val="22"/>
           <w:lang w:val="en-US"/>
         </w:rPr>
-        <w:t> </w:t>
-      </w:r>
-      <w:proofErr w:type="gramStart"/>
-      <w:r>
-        <w:rPr>
-          <w:bCs/>
-          <w:sz w:val="22"/>
-          <w:szCs w:val="22"/>
-          <w:lang w:val="en-US"/>
-        </w:rPr>
-        <w:t>ThermalExpansion(</w:t>
-      </w:r>
-      <w:proofErr w:type="gramEnd"/>
-      <w:r>
-        <w:rPr>
-          <w:bCs/>
-          <w:sz w:val="22"/>
-          <w:szCs w:val="22"/>
-          <w:lang w:val="en-US"/>
-        </w:rPr>
-        <w:t>double L0, double a, double T0)</w:t>
+        <w:t> ThermalExpansion(double L0, double a, double T0)</w:t>
       </w:r>
       <w:r>
         <w:rPr>
@@ -13782,23 +12462,13 @@
           <w:szCs w:val="22"/>
         </w:rPr>
       </w:pPr>
-      <w:proofErr w:type="gramStart"/>
-      <w:r>
-        <w:rPr>
-          <w:bCs/>
-          <w:sz w:val="22"/>
-          <w:szCs w:val="22"/>
-        </w:rPr>
-        <w:t>GetStrain(</w:t>
-      </w:r>
-      <w:proofErr w:type="gramEnd"/>
-      <w:r>
-        <w:rPr>
-          <w:bCs/>
-          <w:sz w:val="22"/>
-          <w:szCs w:val="22"/>
-        </w:rPr>
-        <w:t>double currentTemp) → возвращает относительную деформацию: ΔL / L₀</w:t>
+      <w:r>
+        <w:rPr>
+          <w:bCs/>
+          <w:sz w:val="22"/>
+          <w:szCs w:val="22"/>
+        </w:rPr>
+        <w:t>GetStrain(double currentTemp) → возвращает относительную деформацию: ΔL / L₀</w:t>
       </w:r>
     </w:p>
     <w:p>
@@ -13816,7 +12486,7 @@
           <w:szCs w:val="22"/>
         </w:rPr>
         <w:pict>
-          <v:rect id="_x0000_i2079" style="width:0;height:.75pt" o:hralign="center" o:hrstd="t" o:hr="t" fillcolor="#a0a0a0" stroked="f"/>
+          <v:rect id="_x0000_i1041" style="width:0;height:.75pt" o:hralign="center" o:hrstd="t" o:hr="t" fillcolor="#a0a0a0" stroked="f"/>
         </w:pict>
       </w:r>
     </w:p>
@@ -13887,25 +12557,7 @@
           <w:sz w:val="22"/>
           <w:szCs w:val="22"/>
         </w:rPr>
-        <w:t> </w:t>
-      </w:r>
-      <w:proofErr w:type="gramStart"/>
-      <w:r>
-        <w:rPr>
-          <w:bCs/>
-          <w:sz w:val="22"/>
-          <w:szCs w:val="22"/>
-        </w:rPr>
-        <w:t>Lens(</w:t>
-      </w:r>
-      <w:proofErr w:type="gramEnd"/>
-      <w:r>
-        <w:rPr>
-          <w:bCs/>
-          <w:sz w:val="22"/>
-          <w:szCs w:val="22"/>
-        </w:rPr>
-        <w:t>double f)</w:t>
+        <w:t> Lens(double f)</w:t>
       </w:r>
       <w:r>
         <w:rPr>
@@ -13937,23 +12589,14 @@
           <w:szCs w:val="22"/>
         </w:rPr>
       </w:pPr>
-      <w:proofErr w:type="gramStart"/>
-      <w:r>
-        <w:rPr>
-          <w:bCs/>
-          <w:sz w:val="22"/>
-          <w:szCs w:val="22"/>
-        </w:rPr>
-        <w:t>GetImageDistance(</w:t>
-      </w:r>
-      <w:proofErr w:type="gramEnd"/>
-      <w:r>
-        <w:rPr>
-          <w:bCs/>
-          <w:sz w:val="22"/>
-          <w:szCs w:val="22"/>
-        </w:rPr>
-        <w:t>double objectDistance) → возвращает расстояние до изображения: 1/f&lt;sub&gt;img&lt;/sub&gt; = 1/f – 1/d</w:t>
+      <w:r>
+        <w:rPr>
+          <w:bCs/>
+          <w:sz w:val="22"/>
+          <w:szCs w:val="22"/>
+        </w:rPr>
+        <w:lastRenderedPageBreak/>
+        <w:t>GetImageDistance(double objectDistance) → возвращает расстояние до изображения: 1/f&lt;sub&gt;img&lt;/sub&gt; = 1/f – 1/d</w:t>
       </w:r>
     </w:p>
     <w:p>
@@ -14042,23 +12685,13 @@
           <w:szCs w:val="22"/>
         </w:rPr>
       </w:pPr>
-      <w:proofErr w:type="gramStart"/>
-      <w:r>
-        <w:rPr>
-          <w:bCs/>
-          <w:sz w:val="22"/>
-          <w:szCs w:val="22"/>
-        </w:rPr>
-        <w:t>GetOpticalPower(</w:t>
-      </w:r>
-      <w:proofErr w:type="gramEnd"/>
-      <w:r>
-        <w:rPr>
-          <w:bCs/>
-          <w:sz w:val="22"/>
-          <w:szCs w:val="22"/>
-        </w:rPr>
-        <w:t>) → возвращает оптическую силу в диоптриях (1 / F)</w:t>
+      <w:r>
+        <w:rPr>
+          <w:bCs/>
+          <w:sz w:val="22"/>
+          <w:szCs w:val="22"/>
+        </w:rPr>
+        <w:t>GetOpticalPower() → возвращает оптическую силу в диоптриях (1 / F)</w:t>
       </w:r>
     </w:p>
     <w:p>
@@ -14073,23 +12706,13 @@
           <w:szCs w:val="22"/>
         </w:rPr>
       </w:pPr>
-      <w:proofErr w:type="gramStart"/>
-      <w:r>
-        <w:rPr>
-          <w:bCs/>
-          <w:sz w:val="22"/>
-          <w:szCs w:val="22"/>
-        </w:rPr>
-        <w:t>IsDiverging(</w:t>
-      </w:r>
-      <w:proofErr w:type="gramEnd"/>
-      <w:r>
-        <w:rPr>
-          <w:bCs/>
-          <w:sz w:val="22"/>
-          <w:szCs w:val="22"/>
-        </w:rPr>
-        <w:t>) → возвращает true, если линза рассеивающая (F &lt; 0)</w:t>
+      <w:r>
+        <w:rPr>
+          <w:bCs/>
+          <w:sz w:val="22"/>
+          <w:szCs w:val="22"/>
+        </w:rPr>
+        <w:t>IsDiverging() → возвращает true, если линза рассеивающая (F &lt; 0)</w:t>
       </w:r>
     </w:p>
     <w:p>
@@ -14104,23 +12727,13 @@
           <w:szCs w:val="22"/>
         </w:rPr>
       </w:pPr>
-      <w:proofErr w:type="gramStart"/>
-      <w:r>
-        <w:rPr>
-          <w:bCs/>
-          <w:sz w:val="22"/>
-          <w:szCs w:val="22"/>
-        </w:rPr>
-        <w:t>GetMinDistanceForRealImage(</w:t>
-      </w:r>
-      <w:proofErr w:type="gramEnd"/>
-      <w:r>
-        <w:rPr>
-          <w:bCs/>
-          <w:sz w:val="22"/>
-          <w:szCs w:val="22"/>
-        </w:rPr>
-        <w:t>) → возвращает минимальное расстояние d, при котором изображение ещё будет действительным</w:t>
+      <w:r>
+        <w:rPr>
+          <w:bCs/>
+          <w:sz w:val="22"/>
+          <w:szCs w:val="22"/>
+        </w:rPr>
+        <w:t>GetMinDistanceForRealImage() → возвращает минимальное расстояние d, при котором изображение ещё будет действительным</w:t>
       </w:r>
     </w:p>
     <w:p>
@@ -14138,7 +12751,7 @@
           <w:szCs w:val="22"/>
         </w:rPr>
         <w:pict>
-          <v:rect id="_x0000_i2080" style="width:0;height:.75pt" o:hralign="center" o:hrstd="t" o:hr="t" fillcolor="#a0a0a0" stroked="f"/>
+          <v:rect id="_x0000_i1042" style="width:0;height:.75pt" o:hralign="center" o:hrstd="t" o:hr="t" fillcolor="#a0a0a0" stroked="f"/>
         </w:pict>
       </w:r>
     </w:p>
@@ -14254,27 +12867,7 @@
           <w:szCs w:val="22"/>
           <w:lang w:val="en-US"/>
         </w:rPr>
-        <w:t> </w:t>
-      </w:r>
-      <w:proofErr w:type="gramStart"/>
-      <w:r>
-        <w:rPr>
-          <w:bCs/>
-          <w:sz w:val="22"/>
-          <w:szCs w:val="22"/>
-          <w:lang w:val="en-US"/>
-        </w:rPr>
-        <w:t>KineticEnergy(</w:t>
-      </w:r>
-      <w:proofErr w:type="gramEnd"/>
-      <w:r>
-        <w:rPr>
-          <w:bCs/>
-          <w:sz w:val="22"/>
-          <w:szCs w:val="22"/>
-          <w:lang w:val="en-US"/>
-        </w:rPr>
-        <w:t>double m, double v)</w:t>
+        <w:t> KineticEnergy(double m, double v)</w:t>
       </w:r>
       <w:r>
         <w:rPr>
@@ -14317,23 +12910,13 @@
           <w:szCs w:val="22"/>
         </w:rPr>
       </w:pPr>
-      <w:proofErr w:type="gramStart"/>
-      <w:r>
-        <w:rPr>
-          <w:bCs/>
-          <w:sz w:val="22"/>
-          <w:szCs w:val="22"/>
-        </w:rPr>
-        <w:t>GetKineticEnergy(</w:t>
-      </w:r>
-      <w:proofErr w:type="gramEnd"/>
-      <w:r>
-        <w:rPr>
-          <w:bCs/>
-          <w:sz w:val="22"/>
-          <w:szCs w:val="22"/>
-        </w:rPr>
-        <w:t>) → возвращает (m·v²)/2</w:t>
+      <w:r>
+        <w:rPr>
+          <w:bCs/>
+          <w:sz w:val="22"/>
+          <w:szCs w:val="22"/>
+        </w:rPr>
+        <w:t>GetKineticEnergy() → возвращает (m·v²)/2</w:t>
       </w:r>
     </w:p>
     <w:p>
@@ -14348,23 +12931,13 @@
           <w:szCs w:val="22"/>
         </w:rPr>
       </w:pPr>
-      <w:proofErr w:type="gramStart"/>
-      <w:r>
-        <w:rPr>
-          <w:bCs/>
-          <w:sz w:val="22"/>
-          <w:szCs w:val="22"/>
-        </w:rPr>
-        <w:t>GetMomentum(</w:t>
-      </w:r>
-      <w:proofErr w:type="gramEnd"/>
-      <w:r>
-        <w:rPr>
-          <w:bCs/>
-          <w:sz w:val="22"/>
-          <w:szCs w:val="22"/>
-        </w:rPr>
-        <w:t>) → возвращает импульс: m·v</w:t>
+      <w:r>
+        <w:rPr>
+          <w:bCs/>
+          <w:sz w:val="22"/>
+          <w:szCs w:val="22"/>
+        </w:rPr>
+        <w:t>GetMomentum() → возвращает импульс: m·v</w:t>
       </w:r>
     </w:p>
     <w:p>
@@ -14379,23 +12952,13 @@
           <w:szCs w:val="22"/>
         </w:rPr>
       </w:pPr>
-      <w:proofErr w:type="gramStart"/>
-      <w:r>
-        <w:rPr>
-          <w:bCs/>
-          <w:sz w:val="22"/>
-          <w:szCs w:val="22"/>
-        </w:rPr>
-        <w:t>GetVelocityInKmh(</w:t>
-      </w:r>
-      <w:proofErr w:type="gramEnd"/>
-      <w:r>
-        <w:rPr>
-          <w:bCs/>
-          <w:sz w:val="22"/>
-          <w:szCs w:val="22"/>
-        </w:rPr>
-        <w:t>) → возвращает скорость в км/ч</w:t>
+      <w:r>
+        <w:rPr>
+          <w:bCs/>
+          <w:sz w:val="22"/>
+          <w:szCs w:val="22"/>
+        </w:rPr>
+        <w:t>GetVelocityInKmh() → возвращает скорость в км/ч</w:t>
       </w:r>
     </w:p>
     <w:p>
@@ -14410,23 +12973,13 @@
           <w:szCs w:val="22"/>
         </w:rPr>
       </w:pPr>
-      <w:proofErr w:type="gramStart"/>
-      <w:r>
-        <w:rPr>
-          <w:bCs/>
-          <w:sz w:val="22"/>
-          <w:szCs w:val="22"/>
-        </w:rPr>
-        <w:t>GetStoppingForce(</w:t>
-      </w:r>
-      <w:proofErr w:type="gramEnd"/>
-      <w:r>
-        <w:rPr>
-          <w:bCs/>
-          <w:sz w:val="22"/>
-          <w:szCs w:val="22"/>
-        </w:rPr>
-        <w:t>double distance) → возвращает силу, необходимую для остановки на дистанции S</w:t>
+      <w:r>
+        <w:rPr>
+          <w:bCs/>
+          <w:sz w:val="22"/>
+          <w:szCs w:val="22"/>
+        </w:rPr>
+        <w:t>GetStoppingForce(double distance) → возвращает силу, необходимую для остановки на дистанции S</w:t>
       </w:r>
     </w:p>
     <w:p>
@@ -14441,23 +12994,13 @@
           <w:szCs w:val="22"/>
         </w:rPr>
       </w:pPr>
-      <w:proofErr w:type="gramStart"/>
-      <w:r>
-        <w:rPr>
-          <w:bCs/>
-          <w:sz w:val="22"/>
-          <w:szCs w:val="22"/>
-        </w:rPr>
-        <w:t>GetWorkToChangeVelocity(</w:t>
-      </w:r>
-      <w:proofErr w:type="gramEnd"/>
-      <w:r>
-        <w:rPr>
-          <w:bCs/>
-          <w:sz w:val="22"/>
-          <w:szCs w:val="22"/>
-        </w:rPr>
-        <w:t>double targetV) → возвращает работу для разгона/торможения до targetV</w:t>
+      <w:r>
+        <w:rPr>
+          <w:bCs/>
+          <w:sz w:val="22"/>
+          <w:szCs w:val="22"/>
+        </w:rPr>
+        <w:t>GetWorkToChangeVelocity(double targetV) → возвращает работу для разгона/торможения до targetV</w:t>
       </w:r>
     </w:p>
     <w:p>
@@ -14475,7 +13018,7 @@
           <w:szCs w:val="22"/>
         </w:rPr>
         <w:pict>
-          <v:rect id="_x0000_i2081" style="width:0;height:.75pt" o:hralign="center" o:hrstd="t" o:hr="t" fillcolor="#a0a0a0" stroked="f"/>
+          <v:rect id="_x0000_i1043" style="width:0;height:.75pt" o:hralign="center" o:hrstd="t" o:hr="t" fillcolor="#a0a0a0" stroked="f"/>
         </w:pict>
       </w:r>
     </w:p>
@@ -14591,27 +13134,7 @@
           <w:szCs w:val="22"/>
           <w:lang w:val="en-US"/>
         </w:rPr>
-        <w:t> </w:t>
-      </w:r>
-      <w:proofErr w:type="gramStart"/>
-      <w:r>
-        <w:rPr>
-          <w:bCs/>
-          <w:sz w:val="22"/>
-          <w:szCs w:val="22"/>
-          <w:lang w:val="en-US"/>
-        </w:rPr>
-        <w:t>Rectangle(</w:t>
-      </w:r>
-      <w:proofErr w:type="gramEnd"/>
-      <w:r>
-        <w:rPr>
-          <w:bCs/>
-          <w:sz w:val="22"/>
-          <w:szCs w:val="22"/>
-          <w:lang w:val="en-US"/>
-        </w:rPr>
-        <w:t>double a, double b)</w:t>
+        <w:t> Rectangle(double a, double b)</w:t>
       </w:r>
       <w:r>
         <w:rPr>
@@ -14654,23 +13177,13 @@
           <w:szCs w:val="22"/>
         </w:rPr>
       </w:pPr>
-      <w:proofErr w:type="gramStart"/>
-      <w:r>
-        <w:rPr>
-          <w:bCs/>
-          <w:sz w:val="22"/>
-          <w:szCs w:val="22"/>
-        </w:rPr>
-        <w:t>GetArea(</w:t>
-      </w:r>
-      <w:proofErr w:type="gramEnd"/>
-      <w:r>
-        <w:rPr>
-          <w:bCs/>
-          <w:sz w:val="22"/>
-          <w:szCs w:val="22"/>
-        </w:rPr>
-        <w:t>) → возвращает площадь: a·b</w:t>
+      <w:r>
+        <w:rPr>
+          <w:bCs/>
+          <w:sz w:val="22"/>
+          <w:szCs w:val="22"/>
+        </w:rPr>
+        <w:t>GetArea() → возвращает площадь: a·b</w:t>
       </w:r>
     </w:p>
     <w:p>
@@ -14685,23 +13198,13 @@
           <w:szCs w:val="22"/>
         </w:rPr>
       </w:pPr>
-      <w:proofErr w:type="gramStart"/>
-      <w:r>
-        <w:rPr>
-          <w:bCs/>
-          <w:sz w:val="22"/>
-          <w:szCs w:val="22"/>
-        </w:rPr>
-        <w:t>GetPerimeter(</w:t>
-      </w:r>
-      <w:proofErr w:type="gramEnd"/>
-      <w:r>
-        <w:rPr>
-          <w:bCs/>
-          <w:sz w:val="22"/>
-          <w:szCs w:val="22"/>
-        </w:rPr>
-        <w:t>) → возвращает периметр: 2·(a + b)</w:t>
+      <w:r>
+        <w:rPr>
+          <w:bCs/>
+          <w:sz w:val="22"/>
+          <w:szCs w:val="22"/>
+        </w:rPr>
+        <w:t>GetPerimeter() → возвращает периметр: 2·(a + b)</w:t>
       </w:r>
     </w:p>
     <w:p>
@@ -14716,23 +13219,13 @@
           <w:szCs w:val="22"/>
         </w:rPr>
       </w:pPr>
-      <w:proofErr w:type="gramStart"/>
-      <w:r>
-        <w:rPr>
-          <w:bCs/>
-          <w:sz w:val="22"/>
-          <w:szCs w:val="22"/>
-        </w:rPr>
-        <w:t>GetDiagonalLength(</w:t>
-      </w:r>
-      <w:proofErr w:type="gramEnd"/>
-      <w:r>
-        <w:rPr>
-          <w:bCs/>
-          <w:sz w:val="22"/>
-          <w:szCs w:val="22"/>
-        </w:rPr>
-        <w:t>) → возвращает длину диагонали: √(a² + b²)</w:t>
+      <w:r>
+        <w:rPr>
+          <w:bCs/>
+          <w:sz w:val="22"/>
+          <w:szCs w:val="22"/>
+        </w:rPr>
+        <w:t>GetDiagonalLength() → возвращает длину диагонали: √(a² + b²)</w:t>
       </w:r>
     </w:p>
     <w:p>
@@ -14747,23 +13240,13 @@
           <w:szCs w:val="22"/>
         </w:rPr>
       </w:pPr>
-      <w:proofErr w:type="gramStart"/>
-      <w:r>
-        <w:rPr>
-          <w:bCs/>
-          <w:sz w:val="22"/>
-          <w:szCs w:val="22"/>
-        </w:rPr>
-        <w:t>IsSquare(</w:t>
-      </w:r>
-      <w:proofErr w:type="gramEnd"/>
-      <w:r>
-        <w:rPr>
-          <w:bCs/>
-          <w:sz w:val="22"/>
-          <w:szCs w:val="22"/>
-        </w:rPr>
-        <w:t>) → возвращает true, если стороны равны</w:t>
+      <w:r>
+        <w:rPr>
+          <w:bCs/>
+          <w:sz w:val="22"/>
+          <w:szCs w:val="22"/>
+        </w:rPr>
+        <w:t>IsSquare() → возвращает true, если стороны равны</w:t>
       </w:r>
     </w:p>
     <w:p>
@@ -14778,51 +13261,40 @@
           <w:szCs w:val="22"/>
         </w:rPr>
       </w:pPr>
-      <w:proofErr w:type="gramStart"/>
-      <w:r>
-        <w:rPr>
-          <w:bCs/>
-          <w:sz w:val="22"/>
-          <w:szCs w:val="22"/>
-        </w:rPr>
-        <w:t>Scale(</w:t>
-      </w:r>
-      <w:proofErr w:type="gramEnd"/>
-      <w:r>
-        <w:rPr>
-          <w:bCs/>
-          <w:sz w:val="22"/>
-          <w:szCs w:val="22"/>
-        </w:rPr>
-        <w:t>double factor) → изменяет стороны SideA и SideB в n раз</w:t>
-      </w:r>
-    </w:p>
-    <w:p>
-      <w:pPr>
-        <w:rPr>
-          <w:bCs/>
-          <w:sz w:val="22"/>
-          <w:szCs w:val="22"/>
-          <w:lang w:val="en-US"/>
-        </w:rPr>
-      </w:pPr>
-      <w:bookmarkStart w:id="1" w:name="_GoBack"/>
-      <w:bookmarkEnd w:id="1"/>
-    </w:p>
-    <w:p>
-      <w:pPr>
-        <w:rPr>
-          <w:bCs/>
-          <w:sz w:val="22"/>
-          <w:szCs w:val="22"/>
-        </w:rPr>
-      </w:pPr>
-      <w:r>
-        <w:rPr>
-          <w:bCs/>
-          <w:sz w:val="22"/>
-          <w:szCs w:val="22"/>
-        </w:rPr>
+      <w:r>
+        <w:rPr>
+          <w:bCs/>
+          <w:sz w:val="22"/>
+          <w:szCs w:val="22"/>
+        </w:rPr>
+        <w:t>Scale(double factor) → изменяет стороны SideA и SideB в n раз</w:t>
+      </w:r>
+    </w:p>
+    <w:p>
+      <w:pPr>
+        <w:rPr>
+          <w:bCs/>
+          <w:sz w:val="22"/>
+          <w:szCs w:val="22"/>
+          <w:lang w:val="en-US"/>
+        </w:rPr>
+      </w:pPr>
+    </w:p>
+    <w:p>
+      <w:pPr>
+        <w:rPr>
+          <w:bCs/>
+          <w:sz w:val="22"/>
+          <w:szCs w:val="22"/>
+        </w:rPr>
+      </w:pPr>
+      <w:r>
+        <w:rPr>
+          <w:bCs/>
+          <w:sz w:val="22"/>
+          <w:szCs w:val="22"/>
+        </w:rPr>
+        <w:lastRenderedPageBreak/>
         <w:br w:type="page"/>
       </w:r>
     </w:p>
@@ -15151,21 +13623,12 @@
           <w:szCs w:val="22"/>
         </w:rPr>
       </w:pPr>
-      <w:proofErr w:type="gramStart"/>
-      <w:r>
-        <w:rPr>
-          <w:sz w:val="22"/>
-          <w:szCs w:val="22"/>
-        </w:rPr>
-        <w:t>AddSubject(</w:t>
-      </w:r>
-      <w:proofErr w:type="gramEnd"/>
-      <w:r>
-        <w:rPr>
-          <w:sz w:val="22"/>
-          <w:szCs w:val="22"/>
-        </w:rPr>
-        <w:t>) - добавляет новый предмет</w:t>
+      <w:r>
+        <w:rPr>
+          <w:sz w:val="22"/>
+          <w:szCs w:val="22"/>
+        </w:rPr>
+        <w:t>AddSubject() - добавляет новый предмет</w:t>
       </w:r>
     </w:p>
     <w:p>
@@ -15181,21 +13644,12 @@
           <w:szCs w:val="22"/>
         </w:rPr>
       </w:pPr>
-      <w:proofErr w:type="gramStart"/>
-      <w:r>
-        <w:rPr>
-          <w:sz w:val="22"/>
-          <w:szCs w:val="22"/>
-        </w:rPr>
-        <w:t>AddGrade(</w:t>
-      </w:r>
-      <w:proofErr w:type="gramEnd"/>
-      <w:r>
-        <w:rPr>
-          <w:sz w:val="22"/>
-          <w:szCs w:val="22"/>
-        </w:rPr>
-        <w:t>) - добавляет оценку по предмету</w:t>
+      <w:r>
+        <w:rPr>
+          <w:sz w:val="22"/>
+          <w:szCs w:val="22"/>
+        </w:rPr>
+        <w:t>AddGrade() - добавляет оценку по предмету</w:t>
       </w:r>
     </w:p>
     <w:p>
@@ -15211,21 +13665,12 @@
           <w:szCs w:val="22"/>
         </w:rPr>
       </w:pPr>
-      <w:proofErr w:type="gramStart"/>
-      <w:r>
-        <w:rPr>
-          <w:sz w:val="22"/>
-          <w:szCs w:val="22"/>
-        </w:rPr>
-        <w:t>GetAverageGrade(</w:t>
-      </w:r>
-      <w:proofErr w:type="gramEnd"/>
-      <w:r>
-        <w:rPr>
-          <w:sz w:val="22"/>
-          <w:szCs w:val="22"/>
-        </w:rPr>
-        <w:t>) - вычисляет средний балл</w:t>
+      <w:r>
+        <w:rPr>
+          <w:sz w:val="22"/>
+          <w:szCs w:val="22"/>
+        </w:rPr>
+        <w:t>GetAverageGrade() - вычисляет средний балл</w:t>
       </w:r>
     </w:p>
     <w:p>
@@ -15241,21 +13686,12 @@
           <w:szCs w:val="22"/>
         </w:rPr>
       </w:pPr>
-      <w:proofErr w:type="gramStart"/>
-      <w:r>
-        <w:rPr>
-          <w:sz w:val="22"/>
-          <w:szCs w:val="22"/>
-        </w:rPr>
-        <w:t>PrintInfo(</w:t>
-      </w:r>
-      <w:proofErr w:type="gramEnd"/>
-      <w:r>
-        <w:rPr>
-          <w:sz w:val="22"/>
-          <w:szCs w:val="22"/>
-        </w:rPr>
-        <w:t>) - выводит информацию о студенте</w:t>
+      <w:r>
+        <w:rPr>
+          <w:sz w:val="22"/>
+          <w:szCs w:val="22"/>
+        </w:rPr>
+        <w:t>PrintInfo() - выводит информацию о студенте</w:t>
       </w:r>
     </w:p>
     <w:p>
@@ -15271,21 +13707,12 @@
           <w:szCs w:val="22"/>
         </w:rPr>
       </w:pPr>
-      <w:proofErr w:type="gramStart"/>
-      <w:r>
-        <w:rPr>
-          <w:sz w:val="22"/>
-          <w:szCs w:val="22"/>
-        </w:rPr>
-        <w:t>PrintGrades(</w:t>
-      </w:r>
-      <w:proofErr w:type="gramEnd"/>
-      <w:r>
-        <w:rPr>
-          <w:sz w:val="22"/>
-          <w:szCs w:val="22"/>
-        </w:rPr>
-        <w:t>) - показывает все оценки</w:t>
+      <w:r>
+        <w:rPr>
+          <w:sz w:val="22"/>
+          <w:szCs w:val="22"/>
+        </w:rPr>
+        <w:t>PrintGrades() - показывает все оценки</w:t>
       </w:r>
     </w:p>
     <w:p>
@@ -15519,25 +13946,7 @@
           <w:szCs w:val="22"/>
         </w:rPr>
         <w:lastRenderedPageBreak/>
-        <w:t>grades (</w:t>
-      </w:r>
-      <w:proofErr w:type="gramStart"/>
-      <w:r>
-        <w:rPr>
-          <w:bCs/>
-          <w:sz w:val="22"/>
-          <w:szCs w:val="22"/>
-        </w:rPr>
-        <w:t>Dictionary&lt;</w:t>
-      </w:r>
-      <w:proofErr w:type="gramEnd"/>
-      <w:r>
-        <w:rPr>
-          <w:bCs/>
-          <w:sz w:val="22"/>
-          <w:szCs w:val="22"/>
-        </w:rPr>
-        <w:t>string, List&lt;int&gt;&gt;) — словарь, где ключ — предмет, а значение — список оценок по нему.</w:t>
+        <w:t>grades (Dictionary&lt;string, List&lt;int&gt;&gt;) — словарь, где ключ — предмет, а значение — список оценок по нему.</w:t>
       </w:r>
     </w:p>
     <w:p>
@@ -15659,23 +14068,13 @@
           <w:szCs w:val="22"/>
         </w:rPr>
       </w:pPr>
-      <w:proofErr w:type="gramStart"/>
-      <w:r>
-        <w:rPr>
-          <w:bCs/>
-          <w:sz w:val="22"/>
-          <w:szCs w:val="22"/>
-        </w:rPr>
-        <w:t>AddSubject(</w:t>
-      </w:r>
-      <w:proofErr w:type="gramEnd"/>
-      <w:r>
-        <w:rPr>
-          <w:bCs/>
-          <w:sz w:val="22"/>
-          <w:szCs w:val="22"/>
-        </w:rPr>
-        <w:t>string subject) — добавляет предмет в список.</w:t>
+      <w:r>
+        <w:rPr>
+          <w:bCs/>
+          <w:sz w:val="22"/>
+          <w:szCs w:val="22"/>
+        </w:rPr>
+        <w:t>AddSubject(string subject) — добавляет предмет в список.</w:t>
       </w:r>
     </w:p>
     <w:p>
@@ -15692,25 +14091,14 @@
           <w:lang w:val="en-US"/>
         </w:rPr>
       </w:pPr>
-      <w:proofErr w:type="gramStart"/>
-      <w:r>
-        <w:rPr>
-          <w:bCs/>
-          <w:sz w:val="22"/>
-          <w:szCs w:val="22"/>
-          <w:lang w:val="en-US"/>
-        </w:rPr>
-        <w:t>AddGrade(</w:t>
-      </w:r>
-      <w:proofErr w:type="gramEnd"/>
-      <w:r>
-        <w:rPr>
-          <w:bCs/>
-          <w:sz w:val="22"/>
-          <w:szCs w:val="22"/>
-          <w:lang w:val="en-US"/>
-        </w:rPr>
-        <w:t xml:space="preserve">string subject, int grade) — </w:t>
+      <w:r>
+        <w:rPr>
+          <w:bCs/>
+          <w:sz w:val="22"/>
+          <w:szCs w:val="22"/>
+          <w:lang w:val="en-US"/>
+        </w:rPr>
+        <w:t xml:space="preserve">AddGrade(string subject, int grade) — </w:t>
       </w:r>
       <w:r>
         <w:rPr>
@@ -15794,23 +14182,13 @@
           <w:szCs w:val="22"/>
         </w:rPr>
       </w:pPr>
-      <w:proofErr w:type="gramStart"/>
-      <w:r>
-        <w:rPr>
-          <w:bCs/>
-          <w:sz w:val="22"/>
-          <w:szCs w:val="22"/>
-        </w:rPr>
-        <w:t>GetAverageGrade(</w:t>
-      </w:r>
-      <w:proofErr w:type="gramEnd"/>
-      <w:r>
-        <w:rPr>
-          <w:bCs/>
-          <w:sz w:val="22"/>
-          <w:szCs w:val="22"/>
-        </w:rPr>
-        <w:t>) — вычисляет средний балл по всем предметам.</w:t>
+      <w:r>
+        <w:rPr>
+          <w:bCs/>
+          <w:sz w:val="22"/>
+          <w:szCs w:val="22"/>
+        </w:rPr>
+        <w:t>GetAverageGrade() — вычисляет средний балл по всем предметам.</w:t>
       </w:r>
     </w:p>
     <w:p>
@@ -15826,23 +14204,13 @@
           <w:szCs w:val="22"/>
         </w:rPr>
       </w:pPr>
-      <w:proofErr w:type="gramStart"/>
-      <w:r>
-        <w:rPr>
-          <w:bCs/>
-          <w:sz w:val="22"/>
-          <w:szCs w:val="22"/>
-        </w:rPr>
-        <w:t>PrintInfo(</w:t>
-      </w:r>
-      <w:proofErr w:type="gramEnd"/>
-      <w:r>
-        <w:rPr>
-          <w:bCs/>
-          <w:sz w:val="22"/>
-          <w:szCs w:val="22"/>
-        </w:rPr>
-        <w:t>) — выводит имя и возраст студента.</w:t>
+      <w:r>
+        <w:rPr>
+          <w:bCs/>
+          <w:sz w:val="22"/>
+          <w:szCs w:val="22"/>
+        </w:rPr>
+        <w:t>PrintInfo() — выводит имя и возраст студента.</w:t>
       </w:r>
     </w:p>
     <w:p>
@@ -15858,23 +14226,13 @@
           <w:szCs w:val="22"/>
         </w:rPr>
       </w:pPr>
-      <w:proofErr w:type="gramStart"/>
-      <w:r>
-        <w:rPr>
-          <w:bCs/>
-          <w:sz w:val="22"/>
-          <w:szCs w:val="22"/>
-        </w:rPr>
-        <w:t>PrintGrades(</w:t>
-      </w:r>
-      <w:proofErr w:type="gramEnd"/>
-      <w:r>
-        <w:rPr>
-          <w:bCs/>
-          <w:sz w:val="22"/>
-          <w:szCs w:val="22"/>
-        </w:rPr>
-        <w:t>) — выводит все оценки по предметам.</w:t>
+      <w:r>
+        <w:rPr>
+          <w:bCs/>
+          <w:sz w:val="22"/>
+          <w:szCs w:val="22"/>
+        </w:rPr>
+        <w:t>PrintGrades() — выводит все оценки по предметам.</w:t>
       </w:r>
     </w:p>
     <w:p>
@@ -16556,7 +14914,6 @@
         </w:rPr>
         <w:t xml:space="preserve">    </w:t>
       </w:r>
-      <w:proofErr w:type="gramStart"/>
       <w:r>
         <w:rPr>
           <w:rFonts w:ascii="Consolas" w:hAnsi="Consolas" w:cs="Cascadia Mono"/>
@@ -16568,7 +14925,6 @@
         </w:rPr>
         <w:t>public</w:t>
       </w:r>
-      <w:proofErr w:type="gramEnd"/>
       <w:r>
         <w:rPr>
           <w:rFonts w:ascii="Consolas" w:hAnsi="Consolas" w:cs="Cascadia Mono"/>
@@ -16760,31 +15116,7 @@
           <w:highlight w:val="white"/>
           <w:lang w:val="en-US"/>
         </w:rPr>
-        <w:t xml:space="preserve">        </w:t>
-      </w:r>
-      <w:proofErr w:type="gramStart"/>
-      <w:r>
-        <w:rPr>
-          <w:rFonts w:ascii="Consolas" w:hAnsi="Consolas" w:cs="Cascadia Mono"/>
-          <w:color w:val="000000"/>
-          <w:sz w:val="18"/>
-          <w:szCs w:val="18"/>
-          <w:highlight w:val="white"/>
-          <w:lang w:val="en-US"/>
-        </w:rPr>
-        <w:t>subjects</w:t>
-      </w:r>
-      <w:proofErr w:type="gramEnd"/>
-      <w:r>
-        <w:rPr>
-          <w:rFonts w:ascii="Consolas" w:hAnsi="Consolas" w:cs="Cascadia Mono"/>
-          <w:color w:val="000000"/>
-          <w:sz w:val="18"/>
-          <w:szCs w:val="18"/>
-          <w:highlight w:val="white"/>
-          <w:lang w:val="en-US"/>
-        </w:rPr>
-        <w:t xml:space="preserve"> = </w:t>
+        <w:t xml:space="preserve">        subjects = </w:t>
       </w:r>
       <w:r>
         <w:rPr>
@@ -16879,31 +15211,7 @@
           <w:highlight w:val="white"/>
           <w:lang w:val="en-US"/>
         </w:rPr>
-        <w:t xml:space="preserve">        </w:t>
-      </w:r>
-      <w:proofErr w:type="gramStart"/>
-      <w:r>
-        <w:rPr>
-          <w:rFonts w:ascii="Consolas" w:hAnsi="Consolas" w:cs="Cascadia Mono"/>
-          <w:color w:val="000000"/>
-          <w:sz w:val="18"/>
-          <w:szCs w:val="18"/>
-          <w:highlight w:val="white"/>
-          <w:lang w:val="en-US"/>
-        </w:rPr>
-        <w:t>grades</w:t>
-      </w:r>
-      <w:proofErr w:type="gramEnd"/>
-      <w:r>
-        <w:rPr>
-          <w:rFonts w:ascii="Consolas" w:hAnsi="Consolas" w:cs="Cascadia Mono"/>
-          <w:color w:val="000000"/>
-          <w:sz w:val="18"/>
-          <w:szCs w:val="18"/>
-          <w:highlight w:val="white"/>
-          <w:lang w:val="en-US"/>
-        </w:rPr>
-        <w:t xml:space="preserve"> = </w:t>
+        <w:t xml:space="preserve">        grades = </w:t>
       </w:r>
       <w:r>
         <w:rPr>
@@ -17204,7 +15512,6 @@
         </w:rPr>
         <w:t xml:space="preserve">    </w:t>
       </w:r>
-      <w:proofErr w:type="gramStart"/>
       <w:r>
         <w:rPr>
           <w:rFonts w:ascii="Consolas" w:hAnsi="Consolas" w:cs="Cascadia Mono"/>
@@ -17216,7 +15523,6 @@
         </w:rPr>
         <w:t>public</w:t>
       </w:r>
-      <w:proofErr w:type="gramEnd"/>
       <w:r>
         <w:rPr>
           <w:rFonts w:ascii="Consolas" w:hAnsi="Consolas" w:cs="Cascadia Mono"/>
@@ -17330,7 +15636,6 @@
         </w:rPr>
         <w:t xml:space="preserve">        </w:t>
       </w:r>
-      <w:proofErr w:type="gramStart"/>
       <w:r>
         <w:rPr>
           <w:rFonts w:ascii="Consolas" w:hAnsi="Consolas" w:cs="Cascadia Mono"/>
@@ -17342,7 +15647,6 @@
         </w:rPr>
         <w:t>if</w:t>
       </w:r>
-      <w:proofErr w:type="gramEnd"/>
       <w:r>
         <w:rPr>
           <w:rFonts w:ascii="Consolas" w:hAnsi="Consolas" w:cs="Cascadia Mono"/>
@@ -17473,31 +15777,7 @@
           <w:lang w:val="en-US"/>
         </w:rPr>
         <w:lastRenderedPageBreak/>
-        <w:t xml:space="preserve">        </w:t>
-      </w:r>
-      <w:proofErr w:type="gramStart"/>
-      <w:r>
-        <w:rPr>
-          <w:rFonts w:ascii="Consolas" w:hAnsi="Consolas" w:cs="Cascadia Mono"/>
-          <w:color w:val="000000"/>
-          <w:sz w:val="18"/>
-          <w:szCs w:val="18"/>
-          <w:highlight w:val="white"/>
-          <w:lang w:val="en-US"/>
-        </w:rPr>
-        <w:t>subjects.Add(</w:t>
-      </w:r>
-      <w:proofErr w:type="gramEnd"/>
-      <w:r>
-        <w:rPr>
-          <w:rFonts w:ascii="Consolas" w:hAnsi="Consolas" w:cs="Cascadia Mono"/>
-          <w:color w:val="000000"/>
-          <w:sz w:val="18"/>
-          <w:szCs w:val="18"/>
-          <w:highlight w:val="white"/>
-          <w:lang w:val="en-US"/>
-        </w:rPr>
-        <w:t>subject);</w:t>
+        <w:t xml:space="preserve">        subjects.Add(subject);</w:t>
       </w:r>
     </w:p>
     <w:p>
@@ -17526,31 +15806,7 @@
           <w:highlight w:val="white"/>
           <w:lang w:val="en-US"/>
         </w:rPr>
-        <w:t xml:space="preserve">        </w:t>
-      </w:r>
-      <w:proofErr w:type="gramStart"/>
-      <w:r>
-        <w:rPr>
-          <w:rFonts w:ascii="Consolas" w:hAnsi="Consolas" w:cs="Cascadia Mono"/>
-          <w:color w:val="000000"/>
-          <w:sz w:val="18"/>
-          <w:szCs w:val="18"/>
-          <w:highlight w:val="white"/>
-          <w:lang w:val="en-US"/>
-        </w:rPr>
-        <w:t>grades[</w:t>
-      </w:r>
-      <w:proofErr w:type="gramEnd"/>
-      <w:r>
-        <w:rPr>
-          <w:rFonts w:ascii="Consolas" w:hAnsi="Consolas" w:cs="Cascadia Mono"/>
-          <w:color w:val="000000"/>
-          <w:sz w:val="18"/>
-          <w:szCs w:val="18"/>
-          <w:highlight w:val="white"/>
-          <w:lang w:val="en-US"/>
-        </w:rPr>
-        <w:t xml:space="preserve">subject] = </w:t>
+        <w:t xml:space="preserve">        grades[subject] = </w:t>
       </w:r>
       <w:r>
         <w:rPr>
@@ -17795,7 +16051,6 @@
         </w:rPr>
         <w:t xml:space="preserve">    </w:t>
       </w:r>
-      <w:proofErr w:type="gramStart"/>
       <w:r>
         <w:rPr>
           <w:rFonts w:ascii="Consolas" w:hAnsi="Consolas" w:cs="Cascadia Mono"/>
@@ -17807,7 +16062,6 @@
         </w:rPr>
         <w:t>public</w:t>
       </w:r>
-      <w:proofErr w:type="gramEnd"/>
       <w:r>
         <w:rPr>
           <w:rFonts w:ascii="Consolas" w:hAnsi="Consolas" w:cs="Cascadia Mono"/>
@@ -17943,7 +16197,6 @@
         </w:rPr>
         <w:t xml:space="preserve">        </w:t>
       </w:r>
-      <w:proofErr w:type="gramStart"/>
       <w:r>
         <w:rPr>
           <w:rFonts w:ascii="Consolas" w:hAnsi="Consolas" w:cs="Cascadia Mono"/>
@@ -17955,7 +16208,6 @@
         </w:rPr>
         <w:t>if</w:t>
       </w:r>
-      <w:proofErr w:type="gramEnd"/>
       <w:r>
         <w:rPr>
           <w:rFonts w:ascii="Consolas" w:hAnsi="Consolas" w:cs="Cascadia Mono"/>
@@ -18085,31 +16337,7 @@
           <w:highlight w:val="white"/>
           <w:lang w:val="en-US"/>
         </w:rPr>
-        <w:t xml:space="preserve">        </w:t>
-      </w:r>
-      <w:proofErr w:type="gramStart"/>
-      <w:r>
-        <w:rPr>
-          <w:rFonts w:ascii="Consolas" w:hAnsi="Consolas" w:cs="Cascadia Mono"/>
-          <w:color w:val="000000"/>
-          <w:sz w:val="18"/>
-          <w:szCs w:val="18"/>
-          <w:highlight w:val="white"/>
-          <w:lang w:val="en-US"/>
-        </w:rPr>
-        <w:t>grades[</w:t>
-      </w:r>
-      <w:proofErr w:type="gramEnd"/>
-      <w:r>
-        <w:rPr>
-          <w:rFonts w:ascii="Consolas" w:hAnsi="Consolas" w:cs="Cascadia Mono"/>
-          <w:color w:val="000000"/>
-          <w:sz w:val="18"/>
-          <w:szCs w:val="18"/>
-          <w:highlight w:val="white"/>
-          <w:lang w:val="en-US"/>
-        </w:rPr>
-        <w:t>subject].Add(grade);</w:t>
+        <w:t xml:space="preserve">        grades[subject].Add(grade);</w:t>
       </w:r>
     </w:p>
     <w:p>
@@ -18394,7 +16622,6 @@
         </w:rPr>
         <w:t xml:space="preserve">    </w:t>
       </w:r>
-      <w:proofErr w:type="gramStart"/>
       <w:r>
         <w:rPr>
           <w:rFonts w:ascii="Consolas" w:hAnsi="Consolas" w:cs="Cascadia Mono"/>
@@ -18406,7 +16633,6 @@
         </w:rPr>
         <w:t>public</w:t>
       </w:r>
-      <w:proofErr w:type="gramEnd"/>
       <w:r>
         <w:rPr>
           <w:rFonts w:ascii="Consolas" w:hAnsi="Consolas" w:cs="Cascadia Mono"/>
@@ -18498,7 +16724,6 @@
         </w:rPr>
         <w:t xml:space="preserve">        </w:t>
       </w:r>
-      <w:proofErr w:type="gramStart"/>
       <w:r>
         <w:rPr>
           <w:rFonts w:ascii="Consolas" w:hAnsi="Consolas" w:cs="Cascadia Mono"/>
@@ -18510,7 +16735,6 @@
         </w:rPr>
         <w:t>if</w:t>
       </w:r>
-      <w:proofErr w:type="gramEnd"/>
       <w:r>
         <w:rPr>
           <w:rFonts w:ascii="Consolas" w:hAnsi="Consolas" w:cs="Cascadia Mono"/>
@@ -18889,7 +17113,6 @@
         </w:rPr>
         <w:t xml:space="preserve">        </w:t>
       </w:r>
-      <w:proofErr w:type="gramStart"/>
       <w:r>
         <w:rPr>
           <w:rFonts w:ascii="Consolas" w:hAnsi="Consolas" w:cs="Cascadia Mono"/>
@@ -18901,7 +17124,6 @@
         </w:rPr>
         <w:t>return</w:t>
       </w:r>
-      <w:proofErr w:type="gramEnd"/>
       <w:r>
         <w:rPr>
           <w:rFonts w:ascii="Consolas" w:hAnsi="Consolas" w:cs="Cascadia Mono"/>
@@ -19037,7 +17259,6 @@
         </w:rPr>
         <w:t xml:space="preserve">    </w:t>
       </w:r>
-      <w:proofErr w:type="gramStart"/>
       <w:r>
         <w:rPr>
           <w:rFonts w:ascii="Consolas" w:hAnsi="Consolas" w:cs="Cascadia Mono"/>
@@ -19049,7 +17270,6 @@
         </w:rPr>
         <w:t>public</w:t>
       </w:r>
-      <w:proofErr w:type="gramEnd"/>
       <w:r>
         <w:rPr>
           <w:rFonts w:ascii="Consolas" w:hAnsi="Consolas" w:cs="Cascadia Mono"/>
@@ -19174,7 +17394,6 @@
         </w:rPr>
         <w:t xml:space="preserve">        </w:t>
       </w:r>
-      <w:proofErr w:type="gramStart"/>
       <w:r>
         <w:rPr>
           <w:rFonts w:ascii="Consolas" w:hAnsi="Consolas" w:cs="Cascadia Mono"/>
@@ -19186,7 +17405,6 @@
         </w:rPr>
         <w:t>if</w:t>
       </w:r>
-      <w:proofErr w:type="gramEnd"/>
       <w:r>
         <w:rPr>
           <w:rFonts w:ascii="Consolas" w:hAnsi="Consolas" w:cs="Cascadia Mono"/>
@@ -19296,7 +17514,6 @@
         </w:rPr>
         <w:t xml:space="preserve">        </w:t>
       </w:r>
-      <w:proofErr w:type="gramStart"/>
       <w:r>
         <w:rPr>
           <w:rFonts w:ascii="Consolas" w:hAnsi="Consolas" w:cs="Cascadia Mono"/>
@@ -19308,7 +17525,6 @@
         </w:rPr>
         <w:t>if</w:t>
       </w:r>
-      <w:proofErr w:type="gramEnd"/>
       <w:r>
         <w:rPr>
           <w:rFonts w:ascii="Consolas" w:hAnsi="Consolas" w:cs="Cascadia Mono"/>
@@ -19622,29 +17838,7 @@
           <w:szCs w:val="18"/>
           <w:highlight w:val="white"/>
         </w:rPr>
-        <w:t xml:space="preserve"> </w:t>
-      </w:r>
-      <w:proofErr w:type="gramStart"/>
-      <w:r>
-        <w:rPr>
-          <w:rFonts w:ascii="Consolas" w:hAnsi="Consolas" w:cs="Cascadia Mono"/>
-          <w:color w:val="000000"/>
-          <w:sz w:val="18"/>
-          <w:szCs w:val="18"/>
-          <w:highlight w:val="white"/>
-        </w:rPr>
-        <w:t>PrintInfo(</w:t>
-      </w:r>
-      <w:proofErr w:type="gramEnd"/>
-      <w:r>
-        <w:rPr>
-          <w:rFonts w:ascii="Consolas" w:hAnsi="Consolas" w:cs="Cascadia Mono"/>
-          <w:color w:val="000000"/>
-          <w:sz w:val="18"/>
-          <w:szCs w:val="18"/>
-          <w:highlight w:val="white"/>
-        </w:rPr>
-        <w:t>)</w:t>
+        <w:t xml:space="preserve"> PrintInfo()</w:t>
       </w:r>
     </w:p>
     <w:p>
@@ -20099,29 +18293,7 @@
           <w:szCs w:val="18"/>
           <w:highlight w:val="white"/>
         </w:rPr>
-        <w:t xml:space="preserve"> </w:t>
-      </w:r>
-      <w:proofErr w:type="gramStart"/>
-      <w:r>
-        <w:rPr>
-          <w:rFonts w:ascii="Consolas" w:hAnsi="Consolas" w:cs="Cascadia Mono"/>
-          <w:color w:val="000000"/>
-          <w:sz w:val="18"/>
-          <w:szCs w:val="18"/>
-          <w:highlight w:val="white"/>
-        </w:rPr>
-        <w:t>PrintGrades(</w:t>
-      </w:r>
-      <w:proofErr w:type="gramEnd"/>
-      <w:r>
-        <w:rPr>
-          <w:rFonts w:ascii="Consolas" w:hAnsi="Consolas" w:cs="Cascadia Mono"/>
-          <w:color w:val="000000"/>
-          <w:sz w:val="18"/>
-          <w:szCs w:val="18"/>
-          <w:highlight w:val="white"/>
-        </w:rPr>
-        <w:t>)</w:t>
+        <w:t xml:space="preserve"> PrintGrades()</w:t>
       </w:r>
     </w:p>
     <w:p>
@@ -20528,7 +18700,6 @@
         </w:rPr>
         <w:t xml:space="preserve">            </w:t>
       </w:r>
-      <w:proofErr w:type="gramStart"/>
       <w:r>
         <w:rPr>
           <w:rFonts w:ascii="Consolas" w:hAnsi="Consolas" w:cs="Cascadia Mono"/>
@@ -20540,7 +18711,6 @@
         </w:rPr>
         <w:t>if</w:t>
       </w:r>
-      <w:proofErr w:type="gramEnd"/>
       <w:r>
         <w:rPr>
           <w:rFonts w:ascii="Consolas" w:hAnsi="Consolas" w:cs="Cascadia Mono"/>
@@ -20610,7 +18780,6 @@
         </w:rPr>
         <w:t xml:space="preserve">                </w:t>
       </w:r>
-      <w:proofErr w:type="gramStart"/>
       <w:r>
         <w:rPr>
           <w:rFonts w:ascii="Consolas" w:hAnsi="Consolas" w:cs="Cascadia Mono"/>
@@ -20633,7 +18802,6 @@
         </w:rPr>
         <w:t>.WriteLine(</w:t>
       </w:r>
-      <w:proofErr w:type="gramEnd"/>
       <w:r>
         <w:rPr>
           <w:rFonts w:ascii="Consolas" w:hAnsi="Consolas" w:cs="Cascadia Mono"/>
@@ -21536,39 +19704,7 @@
           <w:sz w:val="22"/>
           <w:szCs w:val="22"/>
         </w:rPr>
-        <w:t>Биллиг, В. A. Основы объектного программирования на С# (C# 3.0, Visual Studio 2008) [Электронный ресурс</w:t>
-      </w:r>
-      <w:proofErr w:type="gramStart"/>
-      <w:r>
-        <w:rPr>
-          <w:sz w:val="22"/>
-          <w:szCs w:val="22"/>
-        </w:rPr>
-        <w:t>] :</w:t>
-      </w:r>
-      <w:proofErr w:type="gramEnd"/>
-      <w:r>
-        <w:rPr>
-          <w:sz w:val="22"/>
-          <w:szCs w:val="22"/>
-        </w:rPr>
-        <w:t xml:space="preserve"> учебное пособие / В. A. Биллиг. — Электрон. текстовые данные. — Москва, </w:t>
-      </w:r>
-      <w:proofErr w:type="gramStart"/>
-      <w:r>
-        <w:rPr>
-          <w:sz w:val="22"/>
-          <w:szCs w:val="22"/>
-        </w:rPr>
-        <w:t>Саратов :</w:t>
-      </w:r>
-      <w:proofErr w:type="gramEnd"/>
-      <w:r>
-        <w:rPr>
-          <w:sz w:val="22"/>
-          <w:szCs w:val="22"/>
-        </w:rPr>
-        <w:t xml:space="preserve"> Интернет-Университет Информационных Технологий (ИНТУИТ), Вузовское образование, 2017. — 583 c. — 978-5-4487-0145-0. — Режим доступа: http://www.iprbookshop.ru/72339.html</w:t>
+        <w:t>Биллиг, В. A. Основы объектного программирования на С# (C# 3.0, Visual Studio 2008) [Электронный ресурс] : учебное пособие / В. A. Биллиг. — Электрон. текстовые данные. — Москва, Саратов : Интернет-Университет Информационных Технологий (ИНТУИТ), Вузовское образование, 2017. — 583 c. — 978-5-4487-0145-0. — Режим доступа: http://www.iprbookshop.ru/72339.html</w:t>
       </w:r>
     </w:p>
     <w:p>
@@ -21589,23 +19725,7 @@
           <w:sz w:val="22"/>
           <w:szCs w:val="22"/>
         </w:rPr>
-        <w:t xml:space="preserve">Павловская, Т. А. Программирование на языке высокого уровня C# [Электронный ресурс] / Т. А. Павловская. — 2-е изд. — Электрон. текстовые данные. — </w:t>
-      </w:r>
-      <w:proofErr w:type="gramStart"/>
-      <w:r>
-        <w:rPr>
-          <w:sz w:val="22"/>
-          <w:szCs w:val="22"/>
-        </w:rPr>
-        <w:t>М. :</w:t>
-      </w:r>
-      <w:proofErr w:type="gramEnd"/>
-      <w:r>
-        <w:rPr>
-          <w:sz w:val="22"/>
-          <w:szCs w:val="22"/>
-        </w:rPr>
-        <w:t xml:space="preserve"> Интернет-Университет Информационных Технологий (ИНТУИТ), 2016. — 245 c. — 2227-8397. — Режим доступа: http://www.iprbookshop.ru/73713.html</w:t>
+        <w:t>Павловская, Т. А. Программирование на языке высокого уровня C# [Электронный ресурс] / Т. А. Павловская. — 2-е изд. — Электрон. текстовые данные. — М. : Интернет-Университет Информационных Технологий (ИНТУИТ), 2016. — 245 c. — 2227-8397. — Режим доступа: http://www.iprbookshop.ru/73713.html</w:t>
       </w:r>
     </w:p>
     <w:p>
@@ -21626,39 +19746,7 @@
           <w:sz w:val="22"/>
           <w:szCs w:val="22"/>
         </w:rPr>
-        <w:t>Агапов, В. П. Основы программирования на языке С# [Электронный ресурс</w:t>
-      </w:r>
-      <w:proofErr w:type="gramStart"/>
-      <w:r>
-        <w:rPr>
-          <w:sz w:val="22"/>
-          <w:szCs w:val="22"/>
-        </w:rPr>
-        <w:t>] :</w:t>
-      </w:r>
-      <w:proofErr w:type="gramEnd"/>
-      <w:r>
-        <w:rPr>
-          <w:sz w:val="22"/>
-          <w:szCs w:val="22"/>
-        </w:rPr>
-        <w:t xml:space="preserve"> учебное пособие / В. П. Агапов. — Электрон. текстовые данные. — </w:t>
-      </w:r>
-      <w:proofErr w:type="gramStart"/>
-      <w:r>
-        <w:rPr>
-          <w:sz w:val="22"/>
-          <w:szCs w:val="22"/>
-        </w:rPr>
-        <w:t>М. :</w:t>
-      </w:r>
-      <w:proofErr w:type="gramEnd"/>
-      <w:r>
-        <w:rPr>
-          <w:sz w:val="22"/>
-          <w:szCs w:val="22"/>
-        </w:rPr>
-        <w:t xml:space="preserve"> Московский государственный строительный университет, ЭБС АСВ, 2012. — 128 c. — 978-5-7264-0576-6. — Режим доступа: http://www.iprbookshop.ru/16366.html</w:t>
+        <w:t>Агапов, В. П. Основы программирования на языке С# [Электронный ресурс] : учебное пособие / В. П. Агапов. — Электрон. текстовые данные. — М. : Московский государственный строительный университет, ЭБС АСВ, 2012. — 128 c. — 978-5-7264-0576-6. — Режим доступа: http://www.iprbookshop.ru/16366.html</w:t>
       </w:r>
     </w:p>
     <w:p>
@@ -21679,39 +19767,7 @@
           <w:sz w:val="22"/>
           <w:szCs w:val="22"/>
         </w:rPr>
-        <w:t>Медведев, М. А. Программирование на СИ# [Электронный ресурс</w:t>
-      </w:r>
-      <w:proofErr w:type="gramStart"/>
-      <w:r>
-        <w:rPr>
-          <w:sz w:val="22"/>
-          <w:szCs w:val="22"/>
-        </w:rPr>
-        <w:t>] :</w:t>
-      </w:r>
-      <w:proofErr w:type="gramEnd"/>
-      <w:r>
-        <w:rPr>
-          <w:sz w:val="22"/>
-          <w:szCs w:val="22"/>
-        </w:rPr>
-        <w:t xml:space="preserve"> учебное пособие / М. А. Медведев, А. Н. Медведев ; под ред. А. В. Присяжный. — Электрон. текстовые данные. — </w:t>
-      </w:r>
-      <w:proofErr w:type="gramStart"/>
-      <w:r>
-        <w:rPr>
-          <w:sz w:val="22"/>
-          <w:szCs w:val="22"/>
-        </w:rPr>
-        <w:t>Екатеринбург :</w:t>
-      </w:r>
-      <w:proofErr w:type="gramEnd"/>
-      <w:r>
-        <w:rPr>
-          <w:sz w:val="22"/>
-          <w:szCs w:val="22"/>
-        </w:rPr>
-        <w:t xml:space="preserve"> Уральский федеральный университет, ЭБС АСВ, 2015. — 64 c. — 978-5-7996-1561-1. — Режим доступа: http://www.iprbookshop.ru/69667.html</w:t>
+        <w:t>Медведев, М. А. Программирование на СИ# [Электронный ресурс] : учебное пособие / М. А. Медведев, А. Н. Медведев ; под ред. А. В. Присяжный. — Электрон. текстовые данные. — Екатеринбург : Уральский федеральный университет, ЭБС АСВ, 2015. — 64 c. — 978-5-7996-1561-1. — Режим доступа: http://www.iprbookshop.ru/69667.html</w:t>
       </w:r>
     </w:p>
     <w:p>
@@ -21732,23 +19788,7 @@
           <w:sz w:val="22"/>
           <w:szCs w:val="22"/>
         </w:rPr>
-        <w:t xml:space="preserve">Казанский А.А. Объектно-ориентированное программирование на языке Microsoft Visual С# в среде разработки Microsoft Visual Studio 2008 и .NET Framework. 4.3 [Электронный ресурс]: учебное пособие и практикум/ Казанский А.А.— Электрон. текстовые </w:t>
-      </w:r>
-      <w:proofErr w:type="gramStart"/>
-      <w:r>
-        <w:rPr>
-          <w:sz w:val="22"/>
-          <w:szCs w:val="22"/>
-        </w:rPr>
-        <w:t>данные.—</w:t>
-      </w:r>
-      <w:proofErr w:type="gramEnd"/>
-      <w:r>
-        <w:rPr>
-          <w:sz w:val="22"/>
-          <w:szCs w:val="22"/>
-        </w:rPr>
-        <w:t xml:space="preserve"> М.: Московский государственный строительный университет, ЭБС АСВ, 2011.— 180 c</w:t>
+        <w:t>Казанский А.А. Объектно-ориентированное программирование на языке Microsoft Visual С# в среде разработки Microsoft Visual Studio 2008 и .NET Framework. 4.3 [Электронный ресурс]: учебное пособие и практикум/ Казанский А.А.— Электрон. текстовые данные.— М.: Московский государственный строительный университет, ЭБС АСВ, 2011.— 180 c</w:t>
       </w:r>
     </w:p>
     <w:p>
@@ -21770,23 +19810,7 @@
           <w:szCs w:val="22"/>
         </w:rPr>
         <w:lastRenderedPageBreak/>
-        <w:t xml:space="preserve">Уйманова Н.А. Основы объектно-ориентированного программирования [Электронный ресурс]: практикум/ Уйманова Н.А., Таспаева М.Г.— Электрон. текстовые </w:t>
-      </w:r>
-      <w:proofErr w:type="gramStart"/>
-      <w:r>
-        <w:rPr>
-          <w:sz w:val="22"/>
-          <w:szCs w:val="22"/>
-        </w:rPr>
-        <w:t>данные.—</w:t>
-      </w:r>
-      <w:proofErr w:type="gramEnd"/>
-      <w:r>
-        <w:rPr>
-          <w:sz w:val="22"/>
-          <w:szCs w:val="22"/>
-        </w:rPr>
-        <w:t xml:space="preserve"> Оренбург: Оренбургский государственный университет, ЭБС АСВ, 2017.— 156 c.— Режим доступа: http://www.iprbookshop.ru/78808.html.— ЭБС «IPRbooks»</w:t>
+        <w:t>Уйманова Н.А. Основы объектно-ориентированного программирования [Электронный ресурс]: практикум/ Уйманова Н.А., Таспаева М.Г.— Электрон. текстовые данные.— Оренбург: Оренбургский государственный университет, ЭБС АСВ, 2017.— 156 c.— Режим доступа: http://www.iprbookshop.ru/78808.html.— ЭБС «IPRbooks»</w:t>
       </w:r>
     </w:p>
     <w:p>
@@ -21807,23 +19831,7 @@
           <w:sz w:val="22"/>
           <w:szCs w:val="22"/>
         </w:rPr>
-        <w:t xml:space="preserve">Новиков П.В. Объектно-ориентированное программирование [Электронный ресурс]: учебно-методическое пособие к лабораторным работам/ Новиков П.В.— Электрон. текстовые </w:t>
-      </w:r>
-      <w:proofErr w:type="gramStart"/>
-      <w:r>
-        <w:rPr>
-          <w:sz w:val="22"/>
-          <w:szCs w:val="22"/>
-        </w:rPr>
-        <w:t>данные.—</w:t>
-      </w:r>
-      <w:proofErr w:type="gramEnd"/>
-      <w:r>
-        <w:rPr>
-          <w:sz w:val="22"/>
-          <w:szCs w:val="22"/>
-        </w:rPr>
-        <w:t xml:space="preserve"> Саратов: Вузовское образование, 2017.— 124 c.— Режим доступа: http://www.iprbookshop.ru/64650.html.— ЭБС «IPRbooks»</w:t>
+        <w:t>Новиков П.В. Объектно-ориентированное программирование [Электронный ресурс]: учебно-методическое пособие к лабораторным работам/ Новиков П.В.— Электрон. текстовые данные.— Саратов: Вузовское образование, 2017.— 124 c.— Режим доступа: http://www.iprbookshop.ru/64650.html.— ЭБС «IPRbooks»</w:t>
       </w:r>
     </w:p>
     <w:sectPr>
@@ -21879,7 +19887,7 @@
       <w:rPr>
         <w:noProof/>
       </w:rPr>
-      <w:t>8</w:t>
+      <w:t>23</w:t>
     </w:r>
     <w:r>
       <w:fldChar w:fldCharType="end"/>
@@ -27631,6 +25639,7 @@
   <w:style w:type="character" w:default="1" w:styleId="a0">
     <w:name w:val="Default Paragraph Font"/>
     <w:uiPriority w:val="1"/>
+    <w:semiHidden/>
     <w:unhideWhenUsed/>
   </w:style>
   <w:style w:type="table" w:default="1" w:styleId="a1">
@@ -28385,7 +26394,7 @@
 </file>
 
 <file path=customXml/itemProps1.xml><?xml version="1.0" encoding="utf-8"?>
-<ds:datastoreItem xmlns:ds="http://schemas.openxmlformats.org/officeDocument/2006/customXml" ds:itemID="{D1023982-3DC0-405E-8200-7A55A9C19847}">
+<ds:datastoreItem xmlns:ds="http://schemas.openxmlformats.org/officeDocument/2006/customXml" ds:itemID="{4F08599A-74C6-4E5D-B2FC-D24DA7306908}">
   <ds:schemaRefs>
     <ds:schemaRef ds:uri="http://schemas.openxmlformats.org/officeDocument/2006/bibliography"/>
   </ds:schemaRefs>
